--- a/CÔNG TY TNHH PCCC TUẤN PHÁT/TuanPhat_Thaydoi_CSH_DDPL/Mẫu số 12_DeNghiThayDoi.docx
+++ b/CÔNG TY TNHH PCCC TUẤN PHÁT/TuanPhat_Thaydoi_CSH_DDPL/Mẫu số 12_DeNghiThayDoi.docx
@@ -66,7 +66,7 @@
                 <w:sz w:val="28"/>
                 <w:szCs w:val="28"/>
               </w:rPr>
-              <w:t>CÔNG TY TNHH SẢN XUẤT VẠN SỰ PHÚC</w:t>
+              <w:t>CÔNG TY TNHH PCCC TUẤN PHÁT</w:t>
             </w:r>
           </w:p>
         </w:tc>
@@ -279,7 +279,16 @@
                 <w:sz w:val="26"/>
                 <w:szCs w:val="26"/>
               </w:rPr>
-              <w:t>26</w:t>
+              <w:t>2</w:t>
+            </w:r>
+            <w:r>
+              <w:rPr>
+                <w:rFonts w:ascii="Times New Roman" w:eastAsia="Times New Roman" w:hAnsi="Times New Roman" w:cs="Times New Roman"/>
+                <w:i/>
+                <w:sz w:val="26"/>
+                <w:szCs w:val="26"/>
+              </w:rPr>
+              <w:t>9</w:t>
             </w:r>
             <w:r>
               <w:rPr>
@@ -1025,7 +1034,7 @@
           <w:sz w:val="28"/>
           <w:szCs w:val="28"/>
         </w:rPr>
-        <w:t>CÔNG TY TNHH SẢN XUẤT VẠN SỰ PHÚC</w:t>
+        <w:t>CÔNG TY TNHH PCCC TUẤN PHÁT</w:t>
       </w:r>
     </w:p>
     <w:p>
@@ -1056,7 +1065,7 @@
           <w:sz w:val="28"/>
           <w:szCs w:val="28"/>
         </w:rPr>
-        <w:t>3703442279</w:t>
+        <w:t>0318976918</w:t>
       </w:r>
     </w:p>
     <w:p>
@@ -1960,6 +1969,2403 @@
     </w:p>
     <w:p>
       <w:pPr>
+        <w:spacing w:before="120" w:after="0" w:line="276" w:lineRule="auto"/>
+        <w:jc w:val="center"/>
+        <w:rPr>
+          <w:rFonts w:ascii="Times New Roman" w:eastAsia="Calibri" w:hAnsi="Times New Roman" w:cs="Times New Roman"/>
+          <w:sz w:val="28"/>
+          <w:szCs w:val="28"/>
+          <w:vertAlign w:val="superscript"/>
+        </w:rPr>
+      </w:pPr>
+      <w:bookmarkStart w:id="5" w:name="_Hlk177941885"/>
+      <w:bookmarkStart w:id="6" w:name="_Hlk177941696"/>
+      <w:r>
+        <w:rPr>
+          <w:rFonts w:ascii="Times New Roman" w:eastAsia="Calibri" w:hAnsi="Times New Roman" w:cs="Times New Roman"/>
+          <w:bCs/>
+          <w:kern w:val="28"/>
+          <w:sz w:val="28"/>
+          <w:szCs w:val="32"/>
+          <w:lang w:eastAsia="x-none"/>
+        </w:rPr>
+        <w:lastRenderedPageBreak/>
+        <w:t xml:space="preserve">THÔNG BÁO </w:t>
+      </w:r>
+      <w:r>
+        <w:rPr>
+          <w:rFonts w:ascii="Times New Roman" w:eastAsia="Calibri" w:hAnsi="Times New Roman" w:cs="Times New Roman"/>
+          <w:sz w:val="28"/>
+          <w:szCs w:val="28"/>
+        </w:rPr>
+        <w:t xml:space="preserve">THAY ĐỔI </w:t>
+      </w:r>
+      <w:bookmarkEnd w:id="5"/>
+      <w:r>
+        <w:rPr>
+          <w:rFonts w:ascii="Times New Roman" w:eastAsia="Calibri" w:hAnsi="Times New Roman" w:cs="Times New Roman"/>
+          <w:sz w:val="28"/>
+          <w:szCs w:val="28"/>
+        </w:rPr>
+        <w:t>NGÀNH, NGHỀ KINH DOANH</w:t>
+      </w:r>
+      <w:bookmarkEnd w:id="6"/>
+      <w:r>
+        <w:rPr>
+          <w:rFonts w:ascii="Times New Roman" w:eastAsia="Calibri" w:hAnsi="Times New Roman" w:cs="Times New Roman"/>
+          <w:sz w:val="28"/>
+          <w:szCs w:val="28"/>
+          <w:vertAlign w:val="superscript"/>
+        </w:rPr>
+        <w:footnoteReference w:customMarkFollows="1" w:id="2"/>
+        <w:t>1</w:t>
+      </w:r>
+    </w:p>
+    <w:p>
+      <w:pPr>
+        <w:spacing w:before="240" w:after="120" w:line="340" w:lineRule="exact"/>
+        <w:ind w:firstLine="720"/>
+        <w:jc w:val="both"/>
+        <w:rPr>
+          <w:rFonts w:ascii="Times New Roman" w:eastAsia="Calibri" w:hAnsi="Times New Roman" w:cs="Times New Roman"/>
+          <w:sz w:val="28"/>
+          <w:szCs w:val="28"/>
+        </w:rPr>
+      </w:pPr>
+      <w:r>
+        <w:rPr>
+          <w:rFonts w:ascii="Times New Roman" w:eastAsia="Calibri" w:hAnsi="Times New Roman" w:cs="Times New Roman"/>
+          <w:b/>
+          <w:sz w:val="28"/>
+          <w:szCs w:val="28"/>
+        </w:rPr>
+        <w:t xml:space="preserve">1. Bổ sung ngành, nghề kinh doanh sau </w:t>
+      </w:r>
+      <w:r>
+        <w:rPr>
+          <w:rFonts w:ascii="Times New Roman" w:eastAsia="Calibri" w:hAnsi="Times New Roman" w:cs="Times New Roman"/>
+          <w:sz w:val="28"/>
+          <w:szCs w:val="28"/>
+        </w:rPr>
+        <w:t>(</w:t>
+      </w:r>
+      <w:r>
+        <w:rPr>
+          <w:rFonts w:ascii="Times New Roman" w:eastAsia="Calibri" w:hAnsi="Times New Roman" w:cs="Times New Roman"/>
+          <w:i/>
+          <w:sz w:val="28"/>
+          <w:szCs w:val="28"/>
+        </w:rPr>
+        <w:t>kê khai trong trường hợp doanh nghiệp thông báo bổ sung ngành, nghề kinh doanh vào danh sách ngành, nghề kinh doanh đã đăng ký với cơ quan đăng ký kinh doanh</w:t>
+      </w:r>
+      <w:r>
+        <w:rPr>
+          <w:rFonts w:ascii="Times New Roman" w:eastAsia="Calibri" w:hAnsi="Times New Roman" w:cs="Times New Roman"/>
+          <w:sz w:val="28"/>
+          <w:szCs w:val="28"/>
+        </w:rPr>
+        <w:t xml:space="preserve">):  </w:t>
+      </w:r>
+    </w:p>
+    <w:tbl>
+      <w:tblPr>
+        <w:tblStyle w:val="TableGrid2"/>
+        <w:tblW w:w="0" w:type="auto"/>
+        <w:jc w:val="center"/>
+        <w:tblLook w:val="04A0" w:firstRow="1" w:lastRow="0" w:firstColumn="1" w:lastColumn="0" w:noHBand="0" w:noVBand="1"/>
+      </w:tblPr>
+      <w:tblGrid>
+        <w:gridCol w:w="632"/>
+        <w:gridCol w:w="6035"/>
+        <w:gridCol w:w="1097"/>
+        <w:gridCol w:w="1298"/>
+      </w:tblGrid>
+      <w:tr>
+        <w:trPr>
+          <w:jc w:val="center"/>
+        </w:trPr>
+        <w:tc>
+          <w:tcPr>
+            <w:tcW w:w="0" w:type="auto"/>
+            <w:shd w:val="clear" w:color="auto" w:fill="D9EAF7"/>
+            <w:vAlign w:val="center"/>
+          </w:tcPr>
+          <w:p>
+            <w:pPr>
+              <w:jc w:val="center"/>
+              <w:rPr>
+                <w:rFonts w:ascii="Times New Roman" w:eastAsia="Times New Roman" w:hAnsi="Times New Roman"/>
+              </w:rPr>
+            </w:pPr>
+            <w:r>
+              <w:rPr>
+                <w:rFonts w:ascii="Times New Roman" w:eastAsia="Times New Roman" w:hAnsi="Times New Roman"/>
+                <w:b/>
+              </w:rPr>
+              <w:t>STT</w:t>
+            </w:r>
+          </w:p>
+        </w:tc>
+        <w:tc>
+          <w:tcPr>
+            <w:tcW w:w="0" w:type="auto"/>
+            <w:shd w:val="clear" w:color="auto" w:fill="D9EAF7"/>
+            <w:vAlign w:val="center"/>
+          </w:tcPr>
+          <w:p>
+            <w:pPr>
+              <w:jc w:val="center"/>
+              <w:rPr>
+                <w:rFonts w:ascii="Times New Roman" w:eastAsia="Times New Roman" w:hAnsi="Times New Roman"/>
+              </w:rPr>
+            </w:pPr>
+            <w:r>
+              <w:rPr>
+                <w:rFonts w:ascii="Times New Roman" w:eastAsia="Times New Roman" w:hAnsi="Times New Roman"/>
+                <w:b/>
+              </w:rPr>
+              <w:t>Tên ngành được bổ sung</w:t>
+            </w:r>
+          </w:p>
+        </w:tc>
+        <w:tc>
+          <w:tcPr>
+            <w:tcW w:w="0" w:type="auto"/>
+            <w:shd w:val="clear" w:color="auto" w:fill="D9EAF7"/>
+            <w:vAlign w:val="center"/>
+          </w:tcPr>
+          <w:p>
+            <w:pPr>
+              <w:jc w:val="center"/>
+              <w:rPr>
+                <w:rFonts w:ascii="Times New Roman" w:eastAsia="Times New Roman" w:hAnsi="Times New Roman"/>
+              </w:rPr>
+            </w:pPr>
+            <w:r>
+              <w:rPr>
+                <w:rFonts w:ascii="Times New Roman" w:eastAsia="Times New Roman" w:hAnsi="Times New Roman"/>
+                <w:b/>
+              </w:rPr>
+              <w:t>Mã ngành</w:t>
+            </w:r>
+          </w:p>
+        </w:tc>
+        <w:tc>
+          <w:tcPr>
+            <w:tcW w:w="0" w:type="auto"/>
+            <w:shd w:val="clear" w:color="auto" w:fill="D9EAF7"/>
+            <w:vAlign w:val="center"/>
+          </w:tcPr>
+          <w:p>
+            <w:pPr>
+              <w:jc w:val="center"/>
+              <w:rPr>
+                <w:rFonts w:ascii="Times New Roman" w:eastAsia="Times New Roman" w:hAnsi="Times New Roman"/>
+              </w:rPr>
+            </w:pPr>
+            <w:r>
+              <w:rPr>
+                <w:rFonts w:ascii="Times New Roman" w:eastAsia="Times New Roman" w:hAnsi="Times New Roman"/>
+                <w:b/>
+              </w:rPr>
+              <w:t>Ngành chính</w:t>
+            </w:r>
+          </w:p>
+        </w:tc>
+      </w:tr>
+      <w:tr>
+        <w:trPr>
+          <w:jc w:val="center"/>
+        </w:trPr>
+        <w:tc>
+          <w:tcPr>
+            <w:tcW w:w="0" w:type="auto"/>
+            <w:vAlign w:val="center"/>
+          </w:tcPr>
+          <w:p>
+            <w:pPr>
+              <w:jc w:val="center"/>
+              <w:rPr>
+                <w:rFonts w:ascii="Times New Roman" w:eastAsia="Times New Roman" w:hAnsi="Times New Roman"/>
+              </w:rPr>
+            </w:pPr>
+            <w:r>
+              <w:rPr>
+                <w:rFonts w:ascii="Times New Roman" w:eastAsia="Times New Roman" w:hAnsi="Times New Roman"/>
+                <w:sz w:val="21"/>
+              </w:rPr>
+              <w:t>1</w:t>
+            </w:r>
+          </w:p>
+        </w:tc>
+        <w:tc>
+          <w:tcPr>
+            <w:tcW w:w="0" w:type="auto"/>
+            <w:vAlign w:val="center"/>
+          </w:tcPr>
+          <w:p>
+            <w:pPr>
+              <w:rPr>
+                <w:rFonts w:ascii="Times New Roman" w:eastAsia="Times New Roman" w:hAnsi="Times New Roman"/>
+              </w:rPr>
+            </w:pPr>
+            <w:r>
+              <w:rPr>
+                <w:rFonts w:ascii="Times New Roman" w:eastAsia="Times New Roman" w:hAnsi="Times New Roman"/>
+                <w:sz w:val="21"/>
+              </w:rPr>
+              <w:t>Bán buôn kim loại và quặng kim loại</w:t>
+            </w:r>
+            <w:r>
+              <w:rPr>
+                <w:rFonts w:ascii="Times New Roman" w:eastAsia="Times New Roman" w:hAnsi="Times New Roman"/>
+              </w:rPr>
+              <w:br/>
+            </w:r>
+            <w:r>
+              <w:rPr>
+                <w:rFonts w:ascii="Times New Roman" w:eastAsia="Times New Roman" w:hAnsi="Times New Roman"/>
+                <w:sz w:val="21"/>
+              </w:rPr>
+              <w:t>Chi tiết: Bán buôn sắt, thép, các mặt hàng kim loại là ngũ kim…</w:t>
+            </w:r>
+          </w:p>
+        </w:tc>
+        <w:tc>
+          <w:tcPr>
+            <w:tcW w:w="0" w:type="auto"/>
+            <w:vAlign w:val="center"/>
+          </w:tcPr>
+          <w:p>
+            <w:pPr>
+              <w:jc w:val="center"/>
+              <w:rPr>
+                <w:rFonts w:ascii="Times New Roman" w:eastAsia="Times New Roman" w:hAnsi="Times New Roman"/>
+              </w:rPr>
+            </w:pPr>
+            <w:r>
+              <w:rPr>
+                <w:rFonts w:ascii="Times New Roman" w:eastAsia="Times New Roman" w:hAnsi="Times New Roman"/>
+                <w:sz w:val="21"/>
+              </w:rPr>
+              <w:t>4672</w:t>
+            </w:r>
+          </w:p>
+        </w:tc>
+        <w:tc>
+          <w:tcPr>
+            <w:tcW w:w="0" w:type="auto"/>
+            <w:vAlign w:val="center"/>
+          </w:tcPr>
+          <w:p>
+            <w:pPr>
+              <w:jc w:val="center"/>
+              <w:rPr>
+                <w:rFonts w:ascii="Times New Roman" w:eastAsia="Times New Roman" w:hAnsi="Times New Roman"/>
+              </w:rPr>
+            </w:pPr>
+          </w:p>
+        </w:tc>
+      </w:tr>
+      <w:tr>
+        <w:trPr>
+          <w:jc w:val="center"/>
+        </w:trPr>
+        <w:tc>
+          <w:tcPr>
+            <w:tcW w:w="0" w:type="auto"/>
+            <w:vAlign w:val="center"/>
+          </w:tcPr>
+          <w:p>
+            <w:pPr>
+              <w:jc w:val="center"/>
+              <w:rPr>
+                <w:rFonts w:ascii="Times New Roman" w:eastAsia="Times New Roman" w:hAnsi="Times New Roman"/>
+              </w:rPr>
+            </w:pPr>
+            <w:r>
+              <w:rPr>
+                <w:rFonts w:ascii="Times New Roman" w:eastAsia="Times New Roman" w:hAnsi="Times New Roman"/>
+                <w:sz w:val="21"/>
+              </w:rPr>
+              <w:t>2</w:t>
+            </w:r>
+          </w:p>
+        </w:tc>
+        <w:tc>
+          <w:tcPr>
+            <w:tcW w:w="0" w:type="auto"/>
+            <w:vAlign w:val="center"/>
+          </w:tcPr>
+          <w:p>
+            <w:pPr>
+              <w:rPr>
+                <w:rFonts w:ascii="Times New Roman" w:eastAsia="Times New Roman" w:hAnsi="Times New Roman"/>
+              </w:rPr>
+            </w:pPr>
+            <w:r>
+              <w:rPr>
+                <w:rFonts w:ascii="Times New Roman" w:eastAsia="Times New Roman" w:hAnsi="Times New Roman"/>
+                <w:sz w:val="21"/>
+              </w:rPr>
+              <w:t>Bán buôn vật liệu, thiết bị lắp đặt khác trong xây dựng</w:t>
+            </w:r>
+            <w:r>
+              <w:rPr>
+                <w:rFonts w:ascii="Times New Roman" w:eastAsia="Times New Roman" w:hAnsi="Times New Roman"/>
+              </w:rPr>
+              <w:br/>
+            </w:r>
+            <w:r>
+              <w:rPr>
+                <w:rFonts w:ascii="Times New Roman" w:eastAsia="Times New Roman" w:hAnsi="Times New Roman"/>
+                <w:sz w:val="21"/>
+              </w:rPr>
+              <w:t>Chi tiết: bán buôn vật liệu xây dựng ( cát đá, sắt thép , xi măng....)</w:t>
+            </w:r>
+          </w:p>
+        </w:tc>
+        <w:tc>
+          <w:tcPr>
+            <w:tcW w:w="0" w:type="auto"/>
+            <w:vAlign w:val="center"/>
+          </w:tcPr>
+          <w:p>
+            <w:pPr>
+              <w:jc w:val="center"/>
+              <w:rPr>
+                <w:rFonts w:ascii="Times New Roman" w:eastAsia="Times New Roman" w:hAnsi="Times New Roman"/>
+              </w:rPr>
+            </w:pPr>
+            <w:r>
+              <w:rPr>
+                <w:rFonts w:ascii="Times New Roman" w:eastAsia="Times New Roman" w:hAnsi="Times New Roman"/>
+                <w:sz w:val="21"/>
+              </w:rPr>
+              <w:t>4673</w:t>
+            </w:r>
+          </w:p>
+        </w:tc>
+        <w:tc>
+          <w:tcPr>
+            <w:tcW w:w="0" w:type="auto"/>
+            <w:vAlign w:val="center"/>
+          </w:tcPr>
+          <w:p>
+            <w:pPr>
+              <w:jc w:val="center"/>
+              <w:rPr>
+                <w:rFonts w:ascii="Times New Roman" w:eastAsia="Times New Roman" w:hAnsi="Times New Roman"/>
+              </w:rPr>
+            </w:pPr>
+          </w:p>
+        </w:tc>
+      </w:tr>
+      <w:tr>
+        <w:trPr>
+          <w:jc w:val="center"/>
+        </w:trPr>
+        <w:tc>
+          <w:tcPr>
+            <w:tcW w:w="0" w:type="auto"/>
+            <w:vAlign w:val="center"/>
+          </w:tcPr>
+          <w:p>
+            <w:pPr>
+              <w:jc w:val="center"/>
+              <w:rPr>
+                <w:rFonts w:ascii="Times New Roman" w:eastAsia="Times New Roman" w:hAnsi="Times New Roman"/>
+              </w:rPr>
+            </w:pPr>
+            <w:r>
+              <w:rPr>
+                <w:rFonts w:ascii="Times New Roman" w:eastAsia="Times New Roman" w:hAnsi="Times New Roman"/>
+                <w:sz w:val="21"/>
+              </w:rPr>
+              <w:t>3</w:t>
+            </w:r>
+          </w:p>
+        </w:tc>
+        <w:tc>
+          <w:tcPr>
+            <w:tcW w:w="0" w:type="auto"/>
+            <w:vAlign w:val="center"/>
+          </w:tcPr>
+          <w:p>
+            <w:pPr>
+              <w:rPr>
+                <w:rFonts w:ascii="Times New Roman" w:eastAsia="Times New Roman" w:hAnsi="Times New Roman"/>
+              </w:rPr>
+            </w:pPr>
+            <w:r>
+              <w:rPr>
+                <w:rFonts w:ascii="Times New Roman" w:eastAsia="Times New Roman" w:hAnsi="Times New Roman"/>
+                <w:sz w:val="21"/>
+              </w:rPr>
+              <w:t>Bán buôn chuyên doanh khác chưa được phân vào đâu</w:t>
+            </w:r>
+          </w:p>
+        </w:tc>
+        <w:tc>
+          <w:tcPr>
+            <w:tcW w:w="0" w:type="auto"/>
+            <w:vAlign w:val="center"/>
+          </w:tcPr>
+          <w:p>
+            <w:pPr>
+              <w:jc w:val="center"/>
+              <w:rPr>
+                <w:rFonts w:ascii="Times New Roman" w:eastAsia="Times New Roman" w:hAnsi="Times New Roman"/>
+              </w:rPr>
+            </w:pPr>
+            <w:r>
+              <w:rPr>
+                <w:rFonts w:ascii="Times New Roman" w:eastAsia="Times New Roman" w:hAnsi="Times New Roman"/>
+                <w:sz w:val="21"/>
+              </w:rPr>
+              <w:t>4679</w:t>
+            </w:r>
+          </w:p>
+        </w:tc>
+        <w:tc>
+          <w:tcPr>
+            <w:tcW w:w="0" w:type="auto"/>
+            <w:vAlign w:val="center"/>
+          </w:tcPr>
+          <w:p>
+            <w:pPr>
+              <w:jc w:val="center"/>
+              <w:rPr>
+                <w:rFonts w:ascii="Times New Roman" w:eastAsia="Times New Roman" w:hAnsi="Times New Roman"/>
+              </w:rPr>
+            </w:pPr>
+            <w:r>
+              <w:rPr>
+                <w:rFonts w:ascii="Times New Roman" w:eastAsia="Times New Roman" w:hAnsi="Times New Roman"/>
+                <w:sz w:val="21"/>
+              </w:rPr>
+              <w:t>X</w:t>
+            </w:r>
+          </w:p>
+        </w:tc>
+      </w:tr>
+      <w:tr>
+        <w:trPr>
+          <w:jc w:val="center"/>
+        </w:trPr>
+        <w:tc>
+          <w:tcPr>
+            <w:tcW w:w="0" w:type="auto"/>
+            <w:vAlign w:val="center"/>
+          </w:tcPr>
+          <w:p>
+            <w:pPr>
+              <w:jc w:val="center"/>
+              <w:rPr>
+                <w:rFonts w:ascii="Times New Roman" w:eastAsia="Times New Roman" w:hAnsi="Times New Roman"/>
+              </w:rPr>
+            </w:pPr>
+            <w:r>
+              <w:rPr>
+                <w:rFonts w:ascii="Times New Roman" w:eastAsia="Times New Roman" w:hAnsi="Times New Roman"/>
+                <w:sz w:val="21"/>
+              </w:rPr>
+              <w:t>4</w:t>
+            </w:r>
+          </w:p>
+        </w:tc>
+        <w:tc>
+          <w:tcPr>
+            <w:tcW w:w="0" w:type="auto"/>
+            <w:vAlign w:val="center"/>
+          </w:tcPr>
+          <w:p>
+            <w:pPr>
+              <w:rPr>
+                <w:rFonts w:ascii="Times New Roman" w:eastAsia="Times New Roman" w:hAnsi="Times New Roman"/>
+              </w:rPr>
+            </w:pPr>
+            <w:r>
+              <w:rPr>
+                <w:rFonts w:ascii="Times New Roman" w:eastAsia="Times New Roman" w:hAnsi="Times New Roman"/>
+                <w:sz w:val="21"/>
+              </w:rPr>
+              <w:t>Bán lẻ thiết bị công nghệ thông tin và truyền thông</w:t>
+            </w:r>
+          </w:p>
+        </w:tc>
+        <w:tc>
+          <w:tcPr>
+            <w:tcW w:w="0" w:type="auto"/>
+            <w:vAlign w:val="center"/>
+          </w:tcPr>
+          <w:p>
+            <w:pPr>
+              <w:jc w:val="center"/>
+              <w:rPr>
+                <w:rFonts w:ascii="Times New Roman" w:eastAsia="Times New Roman" w:hAnsi="Times New Roman"/>
+              </w:rPr>
+            </w:pPr>
+            <w:r>
+              <w:rPr>
+                <w:rFonts w:ascii="Times New Roman" w:eastAsia="Times New Roman" w:hAnsi="Times New Roman"/>
+                <w:sz w:val="21"/>
+              </w:rPr>
+              <w:t>4740</w:t>
+            </w:r>
+          </w:p>
+        </w:tc>
+        <w:tc>
+          <w:tcPr>
+            <w:tcW w:w="0" w:type="auto"/>
+            <w:vAlign w:val="center"/>
+          </w:tcPr>
+          <w:p>
+            <w:pPr>
+              <w:jc w:val="center"/>
+              <w:rPr>
+                <w:rFonts w:ascii="Times New Roman" w:eastAsia="Times New Roman" w:hAnsi="Times New Roman"/>
+              </w:rPr>
+            </w:pPr>
+          </w:p>
+        </w:tc>
+      </w:tr>
+      <w:tr>
+        <w:trPr>
+          <w:jc w:val="center"/>
+        </w:trPr>
+        <w:tc>
+          <w:tcPr>
+            <w:tcW w:w="0" w:type="auto"/>
+            <w:vAlign w:val="center"/>
+          </w:tcPr>
+          <w:p>
+            <w:pPr>
+              <w:jc w:val="center"/>
+              <w:rPr>
+                <w:rFonts w:ascii="Times New Roman" w:eastAsia="Times New Roman" w:hAnsi="Times New Roman"/>
+              </w:rPr>
+            </w:pPr>
+            <w:r>
+              <w:rPr>
+                <w:rFonts w:ascii="Times New Roman" w:eastAsia="Times New Roman" w:hAnsi="Times New Roman"/>
+                <w:sz w:val="21"/>
+              </w:rPr>
+              <w:t>5</w:t>
+            </w:r>
+          </w:p>
+        </w:tc>
+        <w:tc>
+          <w:tcPr>
+            <w:tcW w:w="0" w:type="auto"/>
+            <w:vAlign w:val="center"/>
+          </w:tcPr>
+          <w:p>
+            <w:pPr>
+              <w:rPr>
+                <w:rFonts w:ascii="Times New Roman" w:eastAsia="Times New Roman" w:hAnsi="Times New Roman"/>
+              </w:rPr>
+            </w:pPr>
+            <w:r>
+              <w:rPr>
+                <w:rFonts w:ascii="Times New Roman" w:eastAsia="Times New Roman" w:hAnsi="Times New Roman"/>
+                <w:sz w:val="21"/>
+              </w:rPr>
+              <w:t>Hoạt động chuyên môn, khoa học và công nghệ khác còn lại chưa được phân vào đâu</w:t>
+            </w:r>
+            <w:r>
+              <w:rPr>
+                <w:rFonts w:ascii="Times New Roman" w:eastAsia="Times New Roman" w:hAnsi="Times New Roman"/>
+              </w:rPr>
+              <w:br/>
+            </w:r>
+            <w:r>
+              <w:rPr>
+                <w:rFonts w:ascii="Times New Roman" w:eastAsia="Times New Roman" w:hAnsi="Times New Roman"/>
+                <w:sz w:val="21"/>
+              </w:rPr>
+              <w:t>(trừ thanh toán hối phiếu, thông tin tỉ lệ lượng và tư vấn chứng khoán)</w:t>
+            </w:r>
+          </w:p>
+        </w:tc>
+        <w:tc>
+          <w:tcPr>
+            <w:tcW w:w="0" w:type="auto"/>
+            <w:vAlign w:val="center"/>
+          </w:tcPr>
+          <w:p>
+            <w:pPr>
+              <w:jc w:val="center"/>
+              <w:rPr>
+                <w:rFonts w:ascii="Times New Roman" w:eastAsia="Times New Roman" w:hAnsi="Times New Roman"/>
+              </w:rPr>
+            </w:pPr>
+            <w:r>
+              <w:rPr>
+                <w:rFonts w:ascii="Times New Roman" w:eastAsia="Times New Roman" w:hAnsi="Times New Roman"/>
+                <w:sz w:val="21"/>
+              </w:rPr>
+              <w:t>7499</w:t>
+            </w:r>
+          </w:p>
+        </w:tc>
+        <w:tc>
+          <w:tcPr>
+            <w:tcW w:w="0" w:type="auto"/>
+            <w:vAlign w:val="center"/>
+          </w:tcPr>
+          <w:p>
+            <w:pPr>
+              <w:jc w:val="center"/>
+              <w:rPr>
+                <w:rFonts w:ascii="Times New Roman" w:eastAsia="Times New Roman" w:hAnsi="Times New Roman"/>
+              </w:rPr>
+            </w:pPr>
+          </w:p>
+        </w:tc>
+      </w:tr>
+      <w:tr>
+        <w:trPr>
+          <w:jc w:val="center"/>
+        </w:trPr>
+        <w:tc>
+          <w:tcPr>
+            <w:tcW w:w="0" w:type="auto"/>
+            <w:vAlign w:val="center"/>
+          </w:tcPr>
+          <w:p>
+            <w:pPr>
+              <w:jc w:val="center"/>
+              <w:rPr>
+                <w:rFonts w:ascii="Times New Roman" w:eastAsia="Times New Roman" w:hAnsi="Times New Roman"/>
+              </w:rPr>
+            </w:pPr>
+            <w:r>
+              <w:rPr>
+                <w:rFonts w:ascii="Times New Roman" w:eastAsia="Times New Roman" w:hAnsi="Times New Roman"/>
+                <w:sz w:val="21"/>
+              </w:rPr>
+              <w:t>6</w:t>
+            </w:r>
+          </w:p>
+        </w:tc>
+        <w:tc>
+          <w:tcPr>
+            <w:tcW w:w="0" w:type="auto"/>
+            <w:vAlign w:val="center"/>
+          </w:tcPr>
+          <w:p>
+            <w:pPr>
+              <w:rPr>
+                <w:rFonts w:ascii="Times New Roman" w:eastAsia="Times New Roman" w:hAnsi="Times New Roman"/>
+              </w:rPr>
+            </w:pPr>
+            <w:r>
+              <w:rPr>
+                <w:rFonts w:ascii="Times New Roman" w:eastAsia="Times New Roman" w:hAnsi="Times New Roman"/>
+                <w:sz w:val="21"/>
+              </w:rPr>
+              <w:t>Dịch vụ bảo đảm an toàn khác</w:t>
+            </w:r>
+          </w:p>
+        </w:tc>
+        <w:tc>
+          <w:tcPr>
+            <w:tcW w:w="0" w:type="auto"/>
+            <w:vAlign w:val="center"/>
+          </w:tcPr>
+          <w:p>
+            <w:pPr>
+              <w:jc w:val="center"/>
+              <w:rPr>
+                <w:rFonts w:ascii="Times New Roman" w:eastAsia="Times New Roman" w:hAnsi="Times New Roman"/>
+              </w:rPr>
+            </w:pPr>
+            <w:r>
+              <w:rPr>
+                <w:rFonts w:ascii="Times New Roman" w:eastAsia="Times New Roman" w:hAnsi="Times New Roman"/>
+                <w:sz w:val="21"/>
+              </w:rPr>
+              <w:t>8019</w:t>
+            </w:r>
+          </w:p>
+        </w:tc>
+        <w:tc>
+          <w:tcPr>
+            <w:tcW w:w="0" w:type="auto"/>
+            <w:vAlign w:val="center"/>
+          </w:tcPr>
+          <w:p>
+            <w:pPr>
+              <w:jc w:val="center"/>
+              <w:rPr>
+                <w:rFonts w:ascii="Times New Roman" w:eastAsia="Times New Roman" w:hAnsi="Times New Roman"/>
+              </w:rPr>
+            </w:pPr>
+          </w:p>
+        </w:tc>
+      </w:tr>
+    </w:tbl>
+    <w:p>
+      <w:pPr>
+        <w:spacing w:before="240" w:after="120" w:line="340" w:lineRule="exact"/>
+        <w:ind w:firstLine="720"/>
+        <w:jc w:val="both"/>
+        <w:rPr>
+          <w:rFonts w:ascii="Times New Roman" w:eastAsia="Calibri" w:hAnsi="Times New Roman" w:cs="Times New Roman"/>
+          <w:sz w:val="28"/>
+          <w:szCs w:val="28"/>
+        </w:rPr>
+      </w:pPr>
+    </w:p>
+    <w:p>
+      <w:pPr>
+        <w:spacing w:before="240" w:after="120" w:line="340" w:lineRule="exact"/>
+        <w:ind w:firstLine="720"/>
+        <w:jc w:val="both"/>
+        <w:rPr>
+          <w:rFonts w:ascii="Times New Roman" w:eastAsia="Calibri" w:hAnsi="Times New Roman" w:cs="Times New Roman"/>
+          <w:sz w:val="28"/>
+          <w:szCs w:val="28"/>
+        </w:rPr>
+      </w:pPr>
+    </w:p>
+    <w:p>
+      <w:pPr>
+        <w:spacing w:before="120" w:after="120" w:line="340" w:lineRule="exact"/>
+        <w:ind w:firstLine="720"/>
+        <w:jc w:val="both"/>
+        <w:rPr>
+          <w:rFonts w:ascii="Times New Roman" w:eastAsia="Calibri" w:hAnsi="Times New Roman" w:cs="Times New Roman"/>
+          <w:sz w:val="28"/>
+          <w:szCs w:val="28"/>
+        </w:rPr>
+      </w:pPr>
+      <w:r>
+        <w:rPr>
+          <w:rFonts w:ascii="Times New Roman" w:eastAsia="Calibri" w:hAnsi="Times New Roman" w:cs="Times New Roman"/>
+          <w:b/>
+          <w:sz w:val="28"/>
+          <w:szCs w:val="28"/>
+        </w:rPr>
+        <w:t>2. Bỏ ngành, nghề kinh doanh</w:t>
+      </w:r>
+      <w:r>
+        <w:rPr>
+          <w:rFonts w:ascii="Times New Roman" w:eastAsia="Calibri" w:hAnsi="Times New Roman" w:cs="Times New Roman"/>
+          <w:b/>
+          <w:i/>
+          <w:sz w:val="28"/>
+          <w:szCs w:val="28"/>
+        </w:rPr>
+        <w:t xml:space="preserve"> </w:t>
+      </w:r>
+      <w:r>
+        <w:rPr>
+          <w:rFonts w:ascii="Times New Roman" w:eastAsia="Calibri" w:hAnsi="Times New Roman" w:cs="Times New Roman"/>
+          <w:b/>
+          <w:sz w:val="28"/>
+          <w:szCs w:val="28"/>
+        </w:rPr>
+        <w:t>sau</w:t>
+      </w:r>
+      <w:r>
+        <w:rPr>
+          <w:rFonts w:ascii="Times New Roman" w:eastAsia="Calibri" w:hAnsi="Times New Roman" w:cs="Times New Roman"/>
+          <w:i/>
+          <w:sz w:val="28"/>
+          <w:szCs w:val="28"/>
+        </w:rPr>
+        <w:t xml:space="preserve"> </w:t>
+      </w:r>
+      <w:r>
+        <w:rPr>
+          <w:rFonts w:ascii="Times New Roman" w:eastAsia="Calibri" w:hAnsi="Times New Roman" w:cs="Times New Roman"/>
+          <w:sz w:val="28"/>
+          <w:szCs w:val="28"/>
+        </w:rPr>
+        <w:t>(</w:t>
+      </w:r>
+      <w:r>
+        <w:rPr>
+          <w:rFonts w:ascii="Times New Roman" w:eastAsia="Calibri" w:hAnsi="Times New Roman" w:cs="Times New Roman"/>
+          <w:i/>
+          <w:sz w:val="28"/>
+          <w:szCs w:val="28"/>
+        </w:rPr>
+        <w:t>kê khai trong trường hợp doanh nghiệp thông báo bỏ ngành, nghề kinh doanh khỏi danh sách ngành, nghề kinh doanh đã đăng ký với cơ quan đăng ký kinh doanh</w:t>
+      </w:r>
+      <w:r>
+        <w:rPr>
+          <w:rFonts w:ascii="Times New Roman" w:eastAsia="Calibri" w:hAnsi="Times New Roman" w:cs="Times New Roman"/>
+          <w:sz w:val="28"/>
+          <w:szCs w:val="28"/>
+        </w:rPr>
+        <w:t xml:space="preserve">):  </w:t>
+      </w:r>
+    </w:p>
+    <w:tbl>
+      <w:tblPr>
+        <w:tblStyle w:val="TableGrid3"/>
+        <w:tblW w:w="0" w:type="auto"/>
+        <w:jc w:val="center"/>
+        <w:tblLook w:val="04A0" w:firstRow="1" w:lastRow="0" w:firstColumn="1" w:lastColumn="0" w:noHBand="0" w:noVBand="1"/>
+      </w:tblPr>
+      <w:tblGrid>
+        <w:gridCol w:w="632"/>
+        <w:gridCol w:w="5966"/>
+        <w:gridCol w:w="1124"/>
+        <w:gridCol w:w="1340"/>
+      </w:tblGrid>
+      <w:tr>
+        <w:trPr>
+          <w:jc w:val="center"/>
+        </w:trPr>
+        <w:tc>
+          <w:tcPr>
+            <w:tcW w:w="0" w:type="auto"/>
+            <w:shd w:val="clear" w:color="auto" w:fill="D9EAF7"/>
+            <w:vAlign w:val="center"/>
+          </w:tcPr>
+          <w:p>
+            <w:pPr>
+              <w:jc w:val="center"/>
+              <w:rPr>
+                <w:rFonts w:ascii="Times New Roman" w:eastAsia="Times New Roman" w:hAnsi="Times New Roman"/>
+              </w:rPr>
+            </w:pPr>
+            <w:r>
+              <w:rPr>
+                <w:rFonts w:ascii="Times New Roman" w:eastAsia="Times New Roman" w:hAnsi="Times New Roman"/>
+                <w:b/>
+              </w:rPr>
+              <w:t>STT</w:t>
+            </w:r>
+          </w:p>
+        </w:tc>
+        <w:tc>
+          <w:tcPr>
+            <w:tcW w:w="0" w:type="auto"/>
+            <w:shd w:val="clear" w:color="auto" w:fill="D9EAF7"/>
+            <w:vAlign w:val="center"/>
+          </w:tcPr>
+          <w:p>
+            <w:pPr>
+              <w:jc w:val="center"/>
+              <w:rPr>
+                <w:rFonts w:ascii="Times New Roman" w:eastAsia="Times New Roman" w:hAnsi="Times New Roman"/>
+              </w:rPr>
+            </w:pPr>
+            <w:r>
+              <w:rPr>
+                <w:rFonts w:ascii="Times New Roman" w:eastAsia="Times New Roman" w:hAnsi="Times New Roman"/>
+                <w:b/>
+              </w:rPr>
+              <w:t>Tên ngành bị xóa</w:t>
+            </w:r>
+          </w:p>
+        </w:tc>
+        <w:tc>
+          <w:tcPr>
+            <w:tcW w:w="0" w:type="auto"/>
+            <w:shd w:val="clear" w:color="auto" w:fill="D9EAF7"/>
+            <w:vAlign w:val="center"/>
+          </w:tcPr>
+          <w:p>
+            <w:pPr>
+              <w:jc w:val="center"/>
+              <w:rPr>
+                <w:rFonts w:ascii="Times New Roman" w:eastAsia="Times New Roman" w:hAnsi="Times New Roman"/>
+              </w:rPr>
+            </w:pPr>
+            <w:r>
+              <w:rPr>
+                <w:rFonts w:ascii="Times New Roman" w:eastAsia="Times New Roman" w:hAnsi="Times New Roman"/>
+                <w:b/>
+              </w:rPr>
+              <w:t>Mã ngành</w:t>
+            </w:r>
+          </w:p>
+        </w:tc>
+        <w:tc>
+          <w:tcPr>
+            <w:tcW w:w="0" w:type="auto"/>
+            <w:shd w:val="clear" w:color="auto" w:fill="D9EAF7"/>
+            <w:vAlign w:val="center"/>
+          </w:tcPr>
+          <w:p>
+            <w:pPr>
+              <w:jc w:val="center"/>
+              <w:rPr>
+                <w:rFonts w:ascii="Times New Roman" w:eastAsia="Times New Roman" w:hAnsi="Times New Roman"/>
+              </w:rPr>
+            </w:pPr>
+            <w:r>
+              <w:rPr>
+                <w:rFonts w:ascii="Times New Roman" w:eastAsia="Times New Roman" w:hAnsi="Times New Roman"/>
+                <w:b/>
+              </w:rPr>
+              <w:t>Ngành chính</w:t>
+            </w:r>
+          </w:p>
+        </w:tc>
+      </w:tr>
+      <w:tr>
+        <w:trPr>
+          <w:jc w:val="center"/>
+        </w:trPr>
+        <w:tc>
+          <w:tcPr>
+            <w:tcW w:w="0" w:type="auto"/>
+            <w:vAlign w:val="center"/>
+          </w:tcPr>
+          <w:p>
+            <w:pPr>
+              <w:jc w:val="center"/>
+              <w:rPr>
+                <w:rFonts w:ascii="Times New Roman" w:eastAsia="Times New Roman" w:hAnsi="Times New Roman"/>
+              </w:rPr>
+            </w:pPr>
+            <w:r>
+              <w:rPr>
+                <w:rFonts w:ascii="Times New Roman" w:eastAsia="Times New Roman" w:hAnsi="Times New Roman"/>
+                <w:sz w:val="21"/>
+              </w:rPr>
+              <w:t>1</w:t>
+            </w:r>
+          </w:p>
+        </w:tc>
+        <w:tc>
+          <w:tcPr>
+            <w:tcW w:w="0" w:type="auto"/>
+            <w:vAlign w:val="center"/>
+          </w:tcPr>
+          <w:p>
+            <w:pPr>
+              <w:rPr>
+                <w:rFonts w:ascii="Times New Roman" w:eastAsia="Times New Roman" w:hAnsi="Times New Roman"/>
+              </w:rPr>
+            </w:pPr>
+            <w:r>
+              <w:rPr>
+                <w:rFonts w:ascii="Times New Roman" w:eastAsia="Times New Roman" w:hAnsi="Times New Roman"/>
+                <w:sz w:val="21"/>
+              </w:rPr>
+              <w:t>Bán buôn kim loại và quặng kim loại</w:t>
+            </w:r>
+            <w:r>
+              <w:rPr>
+                <w:rFonts w:ascii="Times New Roman" w:eastAsia="Times New Roman" w:hAnsi="Times New Roman"/>
+              </w:rPr>
+              <w:br/>
+            </w:r>
+            <w:r>
+              <w:rPr>
+                <w:rFonts w:ascii="Times New Roman" w:eastAsia="Times New Roman" w:hAnsi="Times New Roman"/>
+                <w:sz w:val="21"/>
+              </w:rPr>
+              <w:t>Chi tiết: Bán buôn sắt, thép, các mặt hàng kim loại là ngũ kim…</w:t>
+            </w:r>
+          </w:p>
+        </w:tc>
+        <w:tc>
+          <w:tcPr>
+            <w:tcW w:w="0" w:type="auto"/>
+            <w:vAlign w:val="center"/>
+          </w:tcPr>
+          <w:p>
+            <w:pPr>
+              <w:jc w:val="center"/>
+              <w:rPr>
+                <w:rFonts w:ascii="Times New Roman" w:eastAsia="Times New Roman" w:hAnsi="Times New Roman"/>
+              </w:rPr>
+            </w:pPr>
+            <w:r>
+              <w:rPr>
+                <w:rFonts w:ascii="Times New Roman" w:eastAsia="Times New Roman" w:hAnsi="Times New Roman"/>
+                <w:sz w:val="21"/>
+              </w:rPr>
+              <w:t>4662</w:t>
+            </w:r>
+          </w:p>
+        </w:tc>
+        <w:tc>
+          <w:tcPr>
+            <w:tcW w:w="0" w:type="auto"/>
+            <w:vAlign w:val="center"/>
+          </w:tcPr>
+          <w:p>
+            <w:pPr>
+              <w:jc w:val="center"/>
+              <w:rPr>
+                <w:rFonts w:ascii="Times New Roman" w:eastAsia="Times New Roman" w:hAnsi="Times New Roman"/>
+              </w:rPr>
+            </w:pPr>
+          </w:p>
+        </w:tc>
+      </w:tr>
+      <w:tr>
+        <w:trPr>
+          <w:jc w:val="center"/>
+        </w:trPr>
+        <w:tc>
+          <w:tcPr>
+            <w:tcW w:w="0" w:type="auto"/>
+            <w:vAlign w:val="center"/>
+          </w:tcPr>
+          <w:p>
+            <w:pPr>
+              <w:jc w:val="center"/>
+              <w:rPr>
+                <w:rFonts w:ascii="Times New Roman" w:eastAsia="Times New Roman" w:hAnsi="Times New Roman"/>
+              </w:rPr>
+            </w:pPr>
+            <w:r>
+              <w:rPr>
+                <w:rFonts w:ascii="Times New Roman" w:eastAsia="Times New Roman" w:hAnsi="Times New Roman"/>
+                <w:sz w:val="21"/>
+              </w:rPr>
+              <w:t>2</w:t>
+            </w:r>
+          </w:p>
+        </w:tc>
+        <w:tc>
+          <w:tcPr>
+            <w:tcW w:w="0" w:type="auto"/>
+            <w:vAlign w:val="center"/>
+          </w:tcPr>
+          <w:p>
+            <w:pPr>
+              <w:rPr>
+                <w:rFonts w:ascii="Times New Roman" w:eastAsia="Times New Roman" w:hAnsi="Times New Roman"/>
+              </w:rPr>
+            </w:pPr>
+            <w:r>
+              <w:rPr>
+                <w:rFonts w:ascii="Times New Roman" w:eastAsia="Times New Roman" w:hAnsi="Times New Roman"/>
+                <w:sz w:val="21"/>
+              </w:rPr>
+              <w:t>Bán buôn vật liệu, thiết bị lắp đặt khác trong xây dựng</w:t>
+            </w:r>
+            <w:r>
+              <w:rPr>
+                <w:rFonts w:ascii="Times New Roman" w:eastAsia="Times New Roman" w:hAnsi="Times New Roman"/>
+              </w:rPr>
+              <w:br/>
+            </w:r>
+            <w:r>
+              <w:rPr>
+                <w:rFonts w:ascii="Times New Roman" w:eastAsia="Times New Roman" w:hAnsi="Times New Roman"/>
+                <w:sz w:val="21"/>
+              </w:rPr>
+              <w:t>Chi tiết: bán buôn vật liệu xây dựng ( cát đá, sắt thép , xi măng....)</w:t>
+            </w:r>
+          </w:p>
+        </w:tc>
+        <w:tc>
+          <w:tcPr>
+            <w:tcW w:w="0" w:type="auto"/>
+            <w:vAlign w:val="center"/>
+          </w:tcPr>
+          <w:p>
+            <w:pPr>
+              <w:jc w:val="center"/>
+              <w:rPr>
+                <w:rFonts w:ascii="Times New Roman" w:eastAsia="Times New Roman" w:hAnsi="Times New Roman"/>
+              </w:rPr>
+            </w:pPr>
+            <w:r>
+              <w:rPr>
+                <w:rFonts w:ascii="Times New Roman" w:eastAsia="Times New Roman" w:hAnsi="Times New Roman"/>
+                <w:sz w:val="21"/>
+              </w:rPr>
+              <w:t>4663</w:t>
+            </w:r>
+          </w:p>
+        </w:tc>
+        <w:tc>
+          <w:tcPr>
+            <w:tcW w:w="0" w:type="auto"/>
+            <w:vAlign w:val="center"/>
+          </w:tcPr>
+          <w:p>
+            <w:pPr>
+              <w:jc w:val="center"/>
+              <w:rPr>
+                <w:rFonts w:ascii="Times New Roman" w:eastAsia="Times New Roman" w:hAnsi="Times New Roman"/>
+              </w:rPr>
+            </w:pPr>
+          </w:p>
+        </w:tc>
+      </w:tr>
+      <w:tr>
+        <w:trPr>
+          <w:jc w:val="center"/>
+        </w:trPr>
+        <w:tc>
+          <w:tcPr>
+            <w:tcW w:w="0" w:type="auto"/>
+            <w:vAlign w:val="center"/>
+          </w:tcPr>
+          <w:p>
+            <w:pPr>
+              <w:jc w:val="center"/>
+              <w:rPr>
+                <w:rFonts w:ascii="Times New Roman" w:eastAsia="Times New Roman" w:hAnsi="Times New Roman"/>
+              </w:rPr>
+            </w:pPr>
+            <w:r>
+              <w:rPr>
+                <w:rFonts w:ascii="Times New Roman" w:eastAsia="Times New Roman" w:hAnsi="Times New Roman"/>
+                <w:sz w:val="21"/>
+              </w:rPr>
+              <w:t>3</w:t>
+            </w:r>
+          </w:p>
+        </w:tc>
+        <w:tc>
+          <w:tcPr>
+            <w:tcW w:w="0" w:type="auto"/>
+            <w:vAlign w:val="center"/>
+          </w:tcPr>
+          <w:p>
+            <w:pPr>
+              <w:rPr>
+                <w:rFonts w:ascii="Times New Roman" w:eastAsia="Times New Roman" w:hAnsi="Times New Roman"/>
+              </w:rPr>
+            </w:pPr>
+            <w:r>
+              <w:rPr>
+                <w:rFonts w:ascii="Times New Roman" w:eastAsia="Times New Roman" w:hAnsi="Times New Roman"/>
+                <w:sz w:val="21"/>
+              </w:rPr>
+              <w:t>Bán buôn chuyên doanh khác chưa được phân vào đâu</w:t>
+            </w:r>
+          </w:p>
+        </w:tc>
+        <w:tc>
+          <w:tcPr>
+            <w:tcW w:w="0" w:type="auto"/>
+            <w:vAlign w:val="center"/>
+          </w:tcPr>
+          <w:p>
+            <w:pPr>
+              <w:jc w:val="center"/>
+              <w:rPr>
+                <w:rFonts w:ascii="Times New Roman" w:eastAsia="Times New Roman" w:hAnsi="Times New Roman"/>
+              </w:rPr>
+            </w:pPr>
+            <w:r>
+              <w:rPr>
+                <w:rFonts w:ascii="Times New Roman" w:eastAsia="Times New Roman" w:hAnsi="Times New Roman"/>
+                <w:sz w:val="21"/>
+              </w:rPr>
+              <w:t>4669</w:t>
+            </w:r>
+          </w:p>
+        </w:tc>
+        <w:tc>
+          <w:tcPr>
+            <w:tcW w:w="0" w:type="auto"/>
+            <w:vAlign w:val="center"/>
+          </w:tcPr>
+          <w:p>
+            <w:pPr>
+              <w:jc w:val="center"/>
+              <w:rPr>
+                <w:rFonts w:ascii="Times New Roman" w:eastAsia="Times New Roman" w:hAnsi="Times New Roman"/>
+              </w:rPr>
+            </w:pPr>
+          </w:p>
+        </w:tc>
+      </w:tr>
+      <w:tr>
+        <w:trPr>
+          <w:jc w:val="center"/>
+        </w:trPr>
+        <w:tc>
+          <w:tcPr>
+            <w:tcW w:w="0" w:type="auto"/>
+            <w:vAlign w:val="center"/>
+          </w:tcPr>
+          <w:p>
+            <w:pPr>
+              <w:jc w:val="center"/>
+              <w:rPr>
+                <w:rFonts w:ascii="Times New Roman" w:eastAsia="Times New Roman" w:hAnsi="Times New Roman"/>
+              </w:rPr>
+            </w:pPr>
+            <w:r>
+              <w:rPr>
+                <w:rFonts w:ascii="Times New Roman" w:eastAsia="Times New Roman" w:hAnsi="Times New Roman"/>
+                <w:sz w:val="21"/>
+              </w:rPr>
+              <w:t>4</w:t>
+            </w:r>
+          </w:p>
+        </w:tc>
+        <w:tc>
+          <w:tcPr>
+            <w:tcW w:w="0" w:type="auto"/>
+            <w:vAlign w:val="center"/>
+          </w:tcPr>
+          <w:p>
+            <w:pPr>
+              <w:rPr>
+                <w:rFonts w:ascii="Times New Roman" w:eastAsia="Times New Roman" w:hAnsi="Times New Roman"/>
+              </w:rPr>
+            </w:pPr>
+            <w:r>
+              <w:rPr>
+                <w:rFonts w:ascii="Times New Roman" w:eastAsia="Times New Roman" w:hAnsi="Times New Roman"/>
+                <w:sz w:val="21"/>
+              </w:rPr>
+              <w:t>Bán lẻ thiết bị nghe nhìn trong các cửa hàng chuyên doanh</w:t>
+            </w:r>
+          </w:p>
+        </w:tc>
+        <w:tc>
+          <w:tcPr>
+            <w:tcW w:w="0" w:type="auto"/>
+            <w:vAlign w:val="center"/>
+          </w:tcPr>
+          <w:p>
+            <w:pPr>
+              <w:jc w:val="center"/>
+              <w:rPr>
+                <w:rFonts w:ascii="Times New Roman" w:eastAsia="Times New Roman" w:hAnsi="Times New Roman"/>
+              </w:rPr>
+            </w:pPr>
+            <w:r>
+              <w:rPr>
+                <w:rFonts w:ascii="Times New Roman" w:eastAsia="Times New Roman" w:hAnsi="Times New Roman"/>
+                <w:sz w:val="21"/>
+              </w:rPr>
+              <w:t>4742</w:t>
+            </w:r>
+          </w:p>
+        </w:tc>
+        <w:tc>
+          <w:tcPr>
+            <w:tcW w:w="0" w:type="auto"/>
+            <w:vAlign w:val="center"/>
+          </w:tcPr>
+          <w:p>
+            <w:pPr>
+              <w:jc w:val="center"/>
+              <w:rPr>
+                <w:rFonts w:ascii="Times New Roman" w:eastAsia="Times New Roman" w:hAnsi="Times New Roman"/>
+              </w:rPr>
+            </w:pPr>
+          </w:p>
+        </w:tc>
+      </w:tr>
+      <w:tr>
+        <w:trPr>
+          <w:jc w:val="center"/>
+        </w:trPr>
+        <w:tc>
+          <w:tcPr>
+            <w:tcW w:w="0" w:type="auto"/>
+            <w:vAlign w:val="center"/>
+          </w:tcPr>
+          <w:p>
+            <w:pPr>
+              <w:jc w:val="center"/>
+              <w:rPr>
+                <w:rFonts w:ascii="Times New Roman" w:eastAsia="Times New Roman" w:hAnsi="Times New Roman"/>
+              </w:rPr>
+            </w:pPr>
+            <w:r>
+              <w:rPr>
+                <w:rFonts w:ascii="Times New Roman" w:eastAsia="Times New Roman" w:hAnsi="Times New Roman"/>
+                <w:sz w:val="21"/>
+              </w:rPr>
+              <w:t>5</w:t>
+            </w:r>
+          </w:p>
+        </w:tc>
+        <w:tc>
+          <w:tcPr>
+            <w:tcW w:w="0" w:type="auto"/>
+            <w:vAlign w:val="center"/>
+          </w:tcPr>
+          <w:p>
+            <w:pPr>
+              <w:rPr>
+                <w:rFonts w:ascii="Times New Roman" w:eastAsia="Times New Roman" w:hAnsi="Times New Roman"/>
+              </w:rPr>
+            </w:pPr>
+            <w:r>
+              <w:rPr>
+                <w:rFonts w:ascii="Times New Roman" w:eastAsia="Times New Roman" w:hAnsi="Times New Roman"/>
+                <w:sz w:val="21"/>
+              </w:rPr>
+              <w:t>Hoạt động chuyên môn, khoa học và công nghệ khác chưa được phân vào đâu</w:t>
+            </w:r>
+            <w:r>
+              <w:rPr>
+                <w:rFonts w:ascii="Times New Roman" w:eastAsia="Times New Roman" w:hAnsi="Times New Roman"/>
+              </w:rPr>
+              <w:br/>
+            </w:r>
+            <w:r>
+              <w:rPr>
+                <w:rFonts w:ascii="Times New Roman" w:eastAsia="Times New Roman" w:hAnsi="Times New Roman"/>
+                <w:sz w:val="21"/>
+              </w:rPr>
+              <w:t>(trừ thanh toán hối phiếu, thông tin tỉ lệ lượng và tư vấn chứng khoán)</w:t>
+            </w:r>
+          </w:p>
+        </w:tc>
+        <w:tc>
+          <w:tcPr>
+            <w:tcW w:w="0" w:type="auto"/>
+            <w:vAlign w:val="center"/>
+          </w:tcPr>
+          <w:p>
+            <w:pPr>
+              <w:jc w:val="center"/>
+              <w:rPr>
+                <w:rFonts w:ascii="Times New Roman" w:eastAsia="Times New Roman" w:hAnsi="Times New Roman"/>
+              </w:rPr>
+            </w:pPr>
+            <w:r>
+              <w:rPr>
+                <w:rFonts w:ascii="Times New Roman" w:eastAsia="Times New Roman" w:hAnsi="Times New Roman"/>
+                <w:sz w:val="21"/>
+              </w:rPr>
+              <w:t>7490</w:t>
+            </w:r>
+          </w:p>
+        </w:tc>
+        <w:tc>
+          <w:tcPr>
+            <w:tcW w:w="0" w:type="auto"/>
+            <w:vAlign w:val="center"/>
+          </w:tcPr>
+          <w:p>
+            <w:pPr>
+              <w:jc w:val="center"/>
+              <w:rPr>
+                <w:rFonts w:ascii="Times New Roman" w:eastAsia="Times New Roman" w:hAnsi="Times New Roman"/>
+              </w:rPr>
+            </w:pPr>
+          </w:p>
+        </w:tc>
+      </w:tr>
+      <w:tr>
+        <w:trPr>
+          <w:jc w:val="center"/>
+        </w:trPr>
+        <w:tc>
+          <w:tcPr>
+            <w:tcW w:w="0" w:type="auto"/>
+            <w:vAlign w:val="center"/>
+          </w:tcPr>
+          <w:p>
+            <w:pPr>
+              <w:jc w:val="center"/>
+              <w:rPr>
+                <w:rFonts w:ascii="Times New Roman" w:eastAsia="Times New Roman" w:hAnsi="Times New Roman"/>
+              </w:rPr>
+            </w:pPr>
+            <w:r>
+              <w:rPr>
+                <w:rFonts w:ascii="Times New Roman" w:eastAsia="Times New Roman" w:hAnsi="Times New Roman"/>
+                <w:sz w:val="21"/>
+              </w:rPr>
+              <w:t>6</w:t>
+            </w:r>
+          </w:p>
+        </w:tc>
+        <w:tc>
+          <w:tcPr>
+            <w:tcW w:w="0" w:type="auto"/>
+            <w:vAlign w:val="center"/>
+          </w:tcPr>
+          <w:p>
+            <w:pPr>
+              <w:rPr>
+                <w:rFonts w:ascii="Times New Roman" w:eastAsia="Times New Roman" w:hAnsi="Times New Roman"/>
+              </w:rPr>
+            </w:pPr>
+            <w:r>
+              <w:rPr>
+                <w:rFonts w:ascii="Times New Roman" w:eastAsia="Times New Roman" w:hAnsi="Times New Roman"/>
+                <w:sz w:val="21"/>
+              </w:rPr>
+              <w:t>Dịch vụ hệ thống bảo đảm an toàn</w:t>
+            </w:r>
+          </w:p>
+        </w:tc>
+        <w:tc>
+          <w:tcPr>
+            <w:tcW w:w="0" w:type="auto"/>
+            <w:vAlign w:val="center"/>
+          </w:tcPr>
+          <w:p>
+            <w:pPr>
+              <w:jc w:val="center"/>
+              <w:rPr>
+                <w:rFonts w:ascii="Times New Roman" w:eastAsia="Times New Roman" w:hAnsi="Times New Roman"/>
+              </w:rPr>
+            </w:pPr>
+            <w:r>
+              <w:rPr>
+                <w:rFonts w:ascii="Times New Roman" w:eastAsia="Times New Roman" w:hAnsi="Times New Roman"/>
+                <w:sz w:val="21"/>
+              </w:rPr>
+              <w:t>8020</w:t>
+            </w:r>
+          </w:p>
+        </w:tc>
+        <w:tc>
+          <w:tcPr>
+            <w:tcW w:w="0" w:type="auto"/>
+            <w:vAlign w:val="center"/>
+          </w:tcPr>
+          <w:p>
+            <w:pPr>
+              <w:jc w:val="center"/>
+              <w:rPr>
+                <w:rFonts w:ascii="Times New Roman" w:eastAsia="Times New Roman" w:hAnsi="Times New Roman"/>
+              </w:rPr>
+            </w:pPr>
+          </w:p>
+        </w:tc>
+      </w:tr>
+    </w:tbl>
+    <w:p>
+      <w:pPr>
+        <w:spacing w:before="120" w:after="120" w:line="340" w:lineRule="exact"/>
+        <w:ind w:firstLine="720"/>
+        <w:jc w:val="both"/>
+        <w:rPr>
+          <w:rFonts w:ascii="Times New Roman" w:eastAsia="Calibri" w:hAnsi="Times New Roman" w:cs="Times New Roman"/>
+          <w:sz w:val="28"/>
+          <w:szCs w:val="28"/>
+        </w:rPr>
+      </w:pPr>
+    </w:p>
+    <w:p>
+      <w:pPr>
+        <w:spacing w:before="120" w:after="120" w:line="340" w:lineRule="exact"/>
+        <w:ind w:firstLine="720"/>
+        <w:jc w:val="both"/>
+        <w:rPr>
+          <w:rFonts w:ascii="Times New Roman" w:eastAsia="Calibri" w:hAnsi="Times New Roman" w:cs="Times New Roman"/>
+          <w:sz w:val="28"/>
+          <w:szCs w:val="28"/>
+        </w:rPr>
+      </w:pPr>
+      <w:r>
+        <w:rPr>
+          <w:rFonts w:ascii="Times New Roman" w:eastAsia="Calibri" w:hAnsi="Times New Roman" w:cs="Times New Roman"/>
+          <w:b/>
+          <w:sz w:val="28"/>
+          <w:szCs w:val="28"/>
+        </w:rPr>
+        <w:t>3. Sửa đổi chi tiết ngành, nghề kinh doanh sau</w:t>
+      </w:r>
+      <w:r>
+        <w:rPr>
+          <w:rFonts w:ascii="Times New Roman" w:eastAsia="Calibri" w:hAnsi="Times New Roman" w:cs="Times New Roman"/>
+          <w:b/>
+          <w:i/>
+          <w:sz w:val="28"/>
+          <w:szCs w:val="28"/>
+        </w:rPr>
+        <w:t xml:space="preserve"> </w:t>
+      </w:r>
+      <w:r>
+        <w:rPr>
+          <w:rFonts w:ascii="Times New Roman" w:eastAsia="Calibri" w:hAnsi="Times New Roman" w:cs="Times New Roman"/>
+          <w:sz w:val="28"/>
+          <w:szCs w:val="28"/>
+        </w:rPr>
+        <w:t>(</w:t>
+      </w:r>
+      <w:r>
+        <w:rPr>
+          <w:rFonts w:ascii="Times New Roman" w:eastAsia="Calibri" w:hAnsi="Times New Roman" w:cs="Times New Roman"/>
+          <w:i/>
+          <w:sz w:val="28"/>
+          <w:szCs w:val="28"/>
+        </w:rPr>
+        <w:t>kê khai trong trường hợp doanh nghiệp thông báo thay đổi nội dung chi tiết của ngành, nghề kinh doanh đã đăng ký với cơ quan đăng ký kinh doanh</w:t>
+      </w:r>
+      <w:r>
+        <w:rPr>
+          <w:rFonts w:ascii="Times New Roman" w:eastAsia="Calibri" w:hAnsi="Times New Roman" w:cs="Times New Roman"/>
+          <w:sz w:val="28"/>
+          <w:szCs w:val="28"/>
+        </w:rPr>
+        <w:t>):</w:t>
+      </w:r>
+    </w:p>
+    <w:tbl>
+      <w:tblPr>
+        <w:tblStyle w:val="TableGrid1"/>
+        <w:tblW w:w="0" w:type="auto"/>
+        <w:jc w:val="center"/>
+        <w:tblLook w:val="04A0" w:firstRow="1" w:lastRow="0" w:firstColumn="1" w:lastColumn="0" w:noHBand="0" w:noVBand="1"/>
+      </w:tblPr>
+      <w:tblGrid>
+        <w:gridCol w:w="632"/>
+        <w:gridCol w:w="6300"/>
+        <w:gridCol w:w="994"/>
+        <w:gridCol w:w="1136"/>
+      </w:tblGrid>
+      <w:tr>
+        <w:trPr>
+          <w:jc w:val="center"/>
+        </w:trPr>
+        <w:tc>
+          <w:tcPr>
+            <w:tcW w:w="0" w:type="auto"/>
+            <w:shd w:val="clear" w:color="auto" w:fill="D9EAF7"/>
+            <w:vAlign w:val="center"/>
+          </w:tcPr>
+          <w:p>
+            <w:pPr>
+              <w:jc w:val="center"/>
+              <w:rPr>
+                <w:rFonts w:ascii="Times New Roman" w:eastAsia="Times New Roman" w:hAnsi="Times New Roman"/>
+              </w:rPr>
+            </w:pPr>
+            <w:r>
+              <w:rPr>
+                <w:rFonts w:ascii="Times New Roman" w:eastAsia="Times New Roman" w:hAnsi="Times New Roman"/>
+                <w:b/>
+              </w:rPr>
+              <w:t>STT</w:t>
+            </w:r>
+          </w:p>
+        </w:tc>
+        <w:tc>
+          <w:tcPr>
+            <w:tcW w:w="0" w:type="auto"/>
+            <w:shd w:val="clear" w:color="auto" w:fill="D9EAF7"/>
+            <w:vAlign w:val="center"/>
+          </w:tcPr>
+          <w:p>
+            <w:pPr>
+              <w:jc w:val="center"/>
+              <w:rPr>
+                <w:rFonts w:ascii="Times New Roman" w:eastAsia="Times New Roman" w:hAnsi="Times New Roman"/>
+              </w:rPr>
+            </w:pPr>
+            <w:r>
+              <w:rPr>
+                <w:rFonts w:ascii="Times New Roman" w:eastAsia="Times New Roman" w:hAnsi="Times New Roman"/>
+                <w:b/>
+              </w:rPr>
+              <w:t>Tên ngành được cập nhật</w:t>
+            </w:r>
+          </w:p>
+        </w:tc>
+        <w:tc>
+          <w:tcPr>
+            <w:tcW w:w="0" w:type="auto"/>
+            <w:shd w:val="clear" w:color="auto" w:fill="D9EAF7"/>
+            <w:vAlign w:val="center"/>
+          </w:tcPr>
+          <w:p>
+            <w:pPr>
+              <w:jc w:val="center"/>
+              <w:rPr>
+                <w:rFonts w:ascii="Times New Roman" w:eastAsia="Times New Roman" w:hAnsi="Times New Roman"/>
+              </w:rPr>
+            </w:pPr>
+            <w:r>
+              <w:rPr>
+                <w:rFonts w:ascii="Times New Roman" w:eastAsia="Times New Roman" w:hAnsi="Times New Roman"/>
+                <w:b/>
+              </w:rPr>
+              <w:t>Mã ngành</w:t>
+            </w:r>
+          </w:p>
+        </w:tc>
+        <w:tc>
+          <w:tcPr>
+            <w:tcW w:w="0" w:type="auto"/>
+            <w:shd w:val="clear" w:color="auto" w:fill="D9EAF7"/>
+            <w:vAlign w:val="center"/>
+          </w:tcPr>
+          <w:p>
+            <w:pPr>
+              <w:jc w:val="center"/>
+              <w:rPr>
+                <w:rFonts w:ascii="Times New Roman" w:eastAsia="Times New Roman" w:hAnsi="Times New Roman"/>
+              </w:rPr>
+            </w:pPr>
+            <w:r>
+              <w:rPr>
+                <w:rFonts w:ascii="Times New Roman" w:eastAsia="Times New Roman" w:hAnsi="Times New Roman"/>
+                <w:b/>
+              </w:rPr>
+              <w:t>Ngành chính</w:t>
+            </w:r>
+          </w:p>
+        </w:tc>
+      </w:tr>
+      <w:tr>
+        <w:trPr>
+          <w:jc w:val="center"/>
+        </w:trPr>
+        <w:tc>
+          <w:tcPr>
+            <w:tcW w:w="0" w:type="auto"/>
+            <w:vAlign w:val="center"/>
+          </w:tcPr>
+          <w:p>
+            <w:pPr>
+              <w:jc w:val="center"/>
+              <w:rPr>
+                <w:rFonts w:ascii="Times New Roman" w:eastAsia="Times New Roman" w:hAnsi="Times New Roman"/>
+              </w:rPr>
+            </w:pPr>
+            <w:r>
+              <w:rPr>
+                <w:rFonts w:ascii="Times New Roman" w:eastAsia="Times New Roman" w:hAnsi="Times New Roman"/>
+                <w:sz w:val="21"/>
+              </w:rPr>
+              <w:t>1</w:t>
+            </w:r>
+          </w:p>
+        </w:tc>
+        <w:tc>
+          <w:tcPr>
+            <w:tcW w:w="0" w:type="auto"/>
+            <w:vAlign w:val="center"/>
+          </w:tcPr>
+          <w:p>
+            <w:pPr>
+              <w:rPr>
+                <w:rFonts w:ascii="Times New Roman" w:eastAsia="Times New Roman" w:hAnsi="Times New Roman"/>
+              </w:rPr>
+            </w:pPr>
+            <w:r>
+              <w:rPr>
+                <w:rFonts w:ascii="Times New Roman" w:eastAsia="Times New Roman" w:hAnsi="Times New Roman"/>
+                <w:sz w:val="21"/>
+              </w:rPr>
+              <w:t>Sửa chữa, bảo dưỡng máy móc, thiết bị</w:t>
+            </w:r>
+            <w:r>
+              <w:rPr>
+                <w:rFonts w:ascii="Times New Roman" w:eastAsia="Times New Roman" w:hAnsi="Times New Roman"/>
+              </w:rPr>
+              <w:br/>
+            </w:r>
+            <w:r>
+              <w:rPr>
+                <w:rFonts w:ascii="Times New Roman" w:eastAsia="Times New Roman" w:hAnsi="Times New Roman"/>
+                <w:sz w:val="21"/>
+              </w:rPr>
+              <w:t>Chi tiết: Bảo trì hệ thống phòng cháy chữa cháy, Cung cấp nạp sạc bình phòng cháy chữa cháy, đo điện trở tiếp đất hệ thống chống sét.</w:t>
+            </w:r>
+            <w:r>
+              <w:rPr>
+                <w:rFonts w:ascii="Times New Roman" w:eastAsia="Times New Roman" w:hAnsi="Times New Roman"/>
+              </w:rPr>
+              <w:br/>
+            </w:r>
+            <w:r>
+              <w:rPr>
+                <w:rFonts w:ascii="Times New Roman" w:eastAsia="Times New Roman" w:hAnsi="Times New Roman"/>
+                <w:sz w:val="21"/>
+              </w:rPr>
+              <w:t>( Trừ xử lý , tráng phủ, xi mạ kim loại)</w:t>
+            </w:r>
+          </w:p>
+        </w:tc>
+        <w:tc>
+          <w:tcPr>
+            <w:tcW w:w="0" w:type="auto"/>
+            <w:vAlign w:val="center"/>
+          </w:tcPr>
+          <w:p>
+            <w:pPr>
+              <w:jc w:val="center"/>
+              <w:rPr>
+                <w:rFonts w:ascii="Times New Roman" w:eastAsia="Times New Roman" w:hAnsi="Times New Roman"/>
+              </w:rPr>
+            </w:pPr>
+            <w:r>
+              <w:rPr>
+                <w:rFonts w:ascii="Times New Roman" w:eastAsia="Times New Roman" w:hAnsi="Times New Roman"/>
+                <w:sz w:val="21"/>
+              </w:rPr>
+              <w:t>3312</w:t>
+            </w:r>
+          </w:p>
+        </w:tc>
+        <w:tc>
+          <w:tcPr>
+            <w:tcW w:w="0" w:type="auto"/>
+            <w:vAlign w:val="center"/>
+          </w:tcPr>
+          <w:p>
+            <w:pPr>
+              <w:jc w:val="center"/>
+              <w:rPr>
+                <w:rFonts w:ascii="Times New Roman" w:eastAsia="Times New Roman" w:hAnsi="Times New Roman"/>
+              </w:rPr>
+            </w:pPr>
+          </w:p>
+        </w:tc>
+      </w:tr>
+      <w:tr>
+        <w:trPr>
+          <w:jc w:val="center"/>
+        </w:trPr>
+        <w:tc>
+          <w:tcPr>
+            <w:tcW w:w="0" w:type="auto"/>
+            <w:vAlign w:val="center"/>
+          </w:tcPr>
+          <w:p>
+            <w:pPr>
+              <w:jc w:val="center"/>
+              <w:rPr>
+                <w:rFonts w:ascii="Times New Roman" w:eastAsia="Times New Roman" w:hAnsi="Times New Roman"/>
+              </w:rPr>
+            </w:pPr>
+            <w:r>
+              <w:rPr>
+                <w:rFonts w:ascii="Times New Roman" w:eastAsia="Times New Roman" w:hAnsi="Times New Roman"/>
+                <w:sz w:val="21"/>
+              </w:rPr>
+              <w:lastRenderedPageBreak/>
+              <w:t>2</w:t>
+            </w:r>
+          </w:p>
+        </w:tc>
+        <w:tc>
+          <w:tcPr>
+            <w:tcW w:w="0" w:type="auto"/>
+            <w:vAlign w:val="center"/>
+          </w:tcPr>
+          <w:p>
+            <w:pPr>
+              <w:rPr>
+                <w:rFonts w:ascii="Times New Roman" w:eastAsia="Times New Roman" w:hAnsi="Times New Roman"/>
+              </w:rPr>
+            </w:pPr>
+            <w:r>
+              <w:rPr>
+                <w:rFonts w:ascii="Times New Roman" w:eastAsia="Times New Roman" w:hAnsi="Times New Roman"/>
+                <w:sz w:val="21"/>
+              </w:rPr>
+              <w:t>Sửa chữa, bảo dưỡng thiết bị điện tử và quang học</w:t>
+            </w:r>
+            <w:r>
+              <w:rPr>
+                <w:rFonts w:ascii="Times New Roman" w:eastAsia="Times New Roman" w:hAnsi="Times New Roman"/>
+              </w:rPr>
+              <w:br/>
+            </w:r>
+            <w:r>
+              <w:rPr>
+                <w:rFonts w:ascii="Times New Roman" w:eastAsia="Times New Roman" w:hAnsi="Times New Roman"/>
+                <w:sz w:val="21"/>
+              </w:rPr>
+              <w:t>( Trừ xử lý , tráng phủ, xi mạ kim loại)</w:t>
+            </w:r>
+          </w:p>
+        </w:tc>
+        <w:tc>
+          <w:tcPr>
+            <w:tcW w:w="0" w:type="auto"/>
+            <w:vAlign w:val="center"/>
+          </w:tcPr>
+          <w:p>
+            <w:pPr>
+              <w:jc w:val="center"/>
+              <w:rPr>
+                <w:rFonts w:ascii="Times New Roman" w:eastAsia="Times New Roman" w:hAnsi="Times New Roman"/>
+              </w:rPr>
+            </w:pPr>
+            <w:r>
+              <w:rPr>
+                <w:rFonts w:ascii="Times New Roman" w:eastAsia="Times New Roman" w:hAnsi="Times New Roman"/>
+                <w:sz w:val="21"/>
+              </w:rPr>
+              <w:t>3313</w:t>
+            </w:r>
+          </w:p>
+        </w:tc>
+        <w:tc>
+          <w:tcPr>
+            <w:tcW w:w="0" w:type="auto"/>
+            <w:vAlign w:val="center"/>
+          </w:tcPr>
+          <w:p>
+            <w:pPr>
+              <w:jc w:val="center"/>
+              <w:rPr>
+                <w:rFonts w:ascii="Times New Roman" w:eastAsia="Times New Roman" w:hAnsi="Times New Roman"/>
+              </w:rPr>
+            </w:pPr>
+          </w:p>
+        </w:tc>
+      </w:tr>
+      <w:tr>
+        <w:trPr>
+          <w:jc w:val="center"/>
+        </w:trPr>
+        <w:tc>
+          <w:tcPr>
+            <w:tcW w:w="0" w:type="auto"/>
+            <w:vAlign w:val="center"/>
+          </w:tcPr>
+          <w:p>
+            <w:pPr>
+              <w:jc w:val="center"/>
+              <w:rPr>
+                <w:rFonts w:ascii="Times New Roman" w:eastAsia="Times New Roman" w:hAnsi="Times New Roman"/>
+              </w:rPr>
+            </w:pPr>
+            <w:r>
+              <w:rPr>
+                <w:rFonts w:ascii="Times New Roman" w:eastAsia="Times New Roman" w:hAnsi="Times New Roman"/>
+                <w:sz w:val="21"/>
+              </w:rPr>
+              <w:t>3</w:t>
+            </w:r>
+          </w:p>
+        </w:tc>
+        <w:tc>
+          <w:tcPr>
+            <w:tcW w:w="0" w:type="auto"/>
+            <w:vAlign w:val="center"/>
+          </w:tcPr>
+          <w:p>
+            <w:pPr>
+              <w:rPr>
+                <w:rFonts w:ascii="Times New Roman" w:eastAsia="Times New Roman" w:hAnsi="Times New Roman"/>
+              </w:rPr>
+            </w:pPr>
+            <w:r>
+              <w:rPr>
+                <w:rFonts w:ascii="Times New Roman" w:eastAsia="Times New Roman" w:hAnsi="Times New Roman"/>
+                <w:sz w:val="21"/>
+              </w:rPr>
+              <w:t>Sửa chữa, bảo dưỡng thiết bị điện</w:t>
+            </w:r>
+            <w:r>
+              <w:rPr>
+                <w:rFonts w:ascii="Times New Roman" w:eastAsia="Times New Roman" w:hAnsi="Times New Roman"/>
+              </w:rPr>
+              <w:br/>
+            </w:r>
+            <w:r>
+              <w:rPr>
+                <w:rFonts w:ascii="Times New Roman" w:eastAsia="Times New Roman" w:hAnsi="Times New Roman"/>
+                <w:sz w:val="21"/>
+              </w:rPr>
+              <w:t>( Trừ xử lý , tráng phủ, xi mạ kim loại)</w:t>
+            </w:r>
+          </w:p>
+        </w:tc>
+        <w:tc>
+          <w:tcPr>
+            <w:tcW w:w="0" w:type="auto"/>
+            <w:vAlign w:val="center"/>
+          </w:tcPr>
+          <w:p>
+            <w:pPr>
+              <w:jc w:val="center"/>
+              <w:rPr>
+                <w:rFonts w:ascii="Times New Roman" w:eastAsia="Times New Roman" w:hAnsi="Times New Roman"/>
+              </w:rPr>
+            </w:pPr>
+            <w:r>
+              <w:rPr>
+                <w:rFonts w:ascii="Times New Roman" w:eastAsia="Times New Roman" w:hAnsi="Times New Roman"/>
+                <w:sz w:val="21"/>
+              </w:rPr>
+              <w:t>3314</w:t>
+            </w:r>
+          </w:p>
+        </w:tc>
+        <w:tc>
+          <w:tcPr>
+            <w:tcW w:w="0" w:type="auto"/>
+            <w:vAlign w:val="center"/>
+          </w:tcPr>
+          <w:p>
+            <w:pPr>
+              <w:jc w:val="center"/>
+              <w:rPr>
+                <w:rFonts w:ascii="Times New Roman" w:eastAsia="Times New Roman" w:hAnsi="Times New Roman"/>
+              </w:rPr>
+            </w:pPr>
+          </w:p>
+        </w:tc>
+      </w:tr>
+      <w:tr>
+        <w:trPr>
+          <w:jc w:val="center"/>
+        </w:trPr>
+        <w:tc>
+          <w:tcPr>
+            <w:tcW w:w="0" w:type="auto"/>
+            <w:vAlign w:val="center"/>
+          </w:tcPr>
+          <w:p>
+            <w:pPr>
+              <w:jc w:val="center"/>
+              <w:rPr>
+                <w:rFonts w:ascii="Times New Roman" w:eastAsia="Times New Roman" w:hAnsi="Times New Roman"/>
+              </w:rPr>
+            </w:pPr>
+            <w:r>
+              <w:rPr>
+                <w:rFonts w:ascii="Times New Roman" w:eastAsia="Times New Roman" w:hAnsi="Times New Roman"/>
+                <w:sz w:val="21"/>
+              </w:rPr>
+              <w:t>4</w:t>
+            </w:r>
+          </w:p>
+        </w:tc>
+        <w:tc>
+          <w:tcPr>
+            <w:tcW w:w="0" w:type="auto"/>
+            <w:vAlign w:val="center"/>
+          </w:tcPr>
+          <w:p>
+            <w:pPr>
+              <w:rPr>
+                <w:rFonts w:ascii="Times New Roman" w:eastAsia="Times New Roman" w:hAnsi="Times New Roman"/>
+              </w:rPr>
+            </w:pPr>
+            <w:r>
+              <w:rPr>
+                <w:rFonts w:ascii="Times New Roman" w:eastAsia="Times New Roman" w:hAnsi="Times New Roman"/>
+                <w:sz w:val="21"/>
+              </w:rPr>
+              <w:t>Sửa chữa, bảo dưỡng thiết bị khác</w:t>
+            </w:r>
+            <w:r>
+              <w:rPr>
+                <w:rFonts w:ascii="Times New Roman" w:eastAsia="Times New Roman" w:hAnsi="Times New Roman"/>
+              </w:rPr>
+              <w:br/>
+            </w:r>
+            <w:r>
+              <w:rPr>
+                <w:rFonts w:ascii="Times New Roman" w:eastAsia="Times New Roman" w:hAnsi="Times New Roman"/>
+                <w:sz w:val="21"/>
+              </w:rPr>
+              <w:t>Chi tiết: Sửa chữa các loại thiết bị phòng cháy chữa cháy, chống sét, báo trộm, camera</w:t>
+            </w:r>
+          </w:p>
+        </w:tc>
+        <w:tc>
+          <w:tcPr>
+            <w:tcW w:w="0" w:type="auto"/>
+            <w:vAlign w:val="center"/>
+          </w:tcPr>
+          <w:p>
+            <w:pPr>
+              <w:jc w:val="center"/>
+              <w:rPr>
+                <w:rFonts w:ascii="Times New Roman" w:eastAsia="Times New Roman" w:hAnsi="Times New Roman"/>
+              </w:rPr>
+            </w:pPr>
+            <w:r>
+              <w:rPr>
+                <w:rFonts w:ascii="Times New Roman" w:eastAsia="Times New Roman" w:hAnsi="Times New Roman"/>
+                <w:sz w:val="21"/>
+              </w:rPr>
+              <w:t>3319</w:t>
+            </w:r>
+          </w:p>
+        </w:tc>
+        <w:tc>
+          <w:tcPr>
+            <w:tcW w:w="0" w:type="auto"/>
+            <w:vAlign w:val="center"/>
+          </w:tcPr>
+          <w:p>
+            <w:pPr>
+              <w:jc w:val="center"/>
+              <w:rPr>
+                <w:rFonts w:ascii="Times New Roman" w:eastAsia="Times New Roman" w:hAnsi="Times New Roman"/>
+              </w:rPr>
+            </w:pPr>
+          </w:p>
+        </w:tc>
+      </w:tr>
+      <w:tr>
+        <w:trPr>
+          <w:jc w:val="center"/>
+        </w:trPr>
+        <w:tc>
+          <w:tcPr>
+            <w:tcW w:w="0" w:type="auto"/>
+            <w:vAlign w:val="center"/>
+          </w:tcPr>
+          <w:p>
+            <w:pPr>
+              <w:jc w:val="center"/>
+              <w:rPr>
+                <w:rFonts w:ascii="Times New Roman" w:eastAsia="Times New Roman" w:hAnsi="Times New Roman"/>
+              </w:rPr>
+            </w:pPr>
+            <w:r>
+              <w:rPr>
+                <w:rFonts w:ascii="Times New Roman" w:eastAsia="Times New Roman" w:hAnsi="Times New Roman"/>
+                <w:sz w:val="21"/>
+              </w:rPr>
+              <w:t>5</w:t>
+            </w:r>
+          </w:p>
+        </w:tc>
+        <w:tc>
+          <w:tcPr>
+            <w:tcW w:w="0" w:type="auto"/>
+            <w:vAlign w:val="center"/>
+          </w:tcPr>
+          <w:p>
+            <w:pPr>
+              <w:rPr>
+                <w:rFonts w:ascii="Times New Roman" w:eastAsia="Times New Roman" w:hAnsi="Times New Roman"/>
+              </w:rPr>
+            </w:pPr>
+            <w:r>
+              <w:rPr>
+                <w:rFonts w:ascii="Times New Roman" w:eastAsia="Times New Roman" w:hAnsi="Times New Roman"/>
+                <w:sz w:val="21"/>
+              </w:rPr>
+              <w:t>Bán lẻ đồ ngũ kim, sơn, kính, vật liệu và thiết bị lắp đặt khác trong xây dựng</w:t>
+            </w:r>
+          </w:p>
+        </w:tc>
+        <w:tc>
+          <w:tcPr>
+            <w:tcW w:w="0" w:type="auto"/>
+            <w:vAlign w:val="center"/>
+          </w:tcPr>
+          <w:p>
+            <w:pPr>
+              <w:jc w:val="center"/>
+              <w:rPr>
+                <w:rFonts w:ascii="Times New Roman" w:eastAsia="Times New Roman" w:hAnsi="Times New Roman"/>
+              </w:rPr>
+            </w:pPr>
+            <w:r>
+              <w:rPr>
+                <w:rFonts w:ascii="Times New Roman" w:eastAsia="Times New Roman" w:hAnsi="Times New Roman"/>
+                <w:sz w:val="21"/>
+              </w:rPr>
+              <w:t>4752</w:t>
+            </w:r>
+          </w:p>
+        </w:tc>
+        <w:tc>
+          <w:tcPr>
+            <w:tcW w:w="0" w:type="auto"/>
+            <w:vAlign w:val="center"/>
+          </w:tcPr>
+          <w:p>
+            <w:pPr>
+              <w:jc w:val="center"/>
+              <w:rPr>
+                <w:rFonts w:ascii="Times New Roman" w:eastAsia="Times New Roman" w:hAnsi="Times New Roman"/>
+              </w:rPr>
+            </w:pPr>
+          </w:p>
+        </w:tc>
+      </w:tr>
+      <w:tr>
+        <w:trPr>
+          <w:jc w:val="center"/>
+        </w:trPr>
+        <w:tc>
+          <w:tcPr>
+            <w:tcW w:w="0" w:type="auto"/>
+            <w:vAlign w:val="center"/>
+          </w:tcPr>
+          <w:p>
+            <w:pPr>
+              <w:jc w:val="center"/>
+              <w:rPr>
+                <w:rFonts w:ascii="Times New Roman" w:eastAsia="Times New Roman" w:hAnsi="Times New Roman"/>
+              </w:rPr>
+            </w:pPr>
+            <w:r>
+              <w:rPr>
+                <w:rFonts w:ascii="Times New Roman" w:eastAsia="Times New Roman" w:hAnsi="Times New Roman"/>
+                <w:sz w:val="21"/>
+              </w:rPr>
+              <w:t>6</w:t>
+            </w:r>
+          </w:p>
+        </w:tc>
+        <w:tc>
+          <w:tcPr>
+            <w:tcW w:w="0" w:type="auto"/>
+            <w:vAlign w:val="center"/>
+          </w:tcPr>
+          <w:p>
+            <w:pPr>
+              <w:rPr>
+                <w:rFonts w:ascii="Times New Roman" w:eastAsia="Times New Roman" w:hAnsi="Times New Roman"/>
+              </w:rPr>
+            </w:pPr>
+            <w:r>
+              <w:rPr>
+                <w:rFonts w:ascii="Times New Roman" w:eastAsia="Times New Roman" w:hAnsi="Times New Roman"/>
+                <w:sz w:val="21"/>
+              </w:rPr>
+              <w:t>Bán lẻ thảm, đệm, chăn, màn, rèm, vật liệu phủ tường và sàn</w:t>
+            </w:r>
+          </w:p>
+        </w:tc>
+        <w:tc>
+          <w:tcPr>
+            <w:tcW w:w="0" w:type="auto"/>
+            <w:vAlign w:val="center"/>
+          </w:tcPr>
+          <w:p>
+            <w:pPr>
+              <w:jc w:val="center"/>
+              <w:rPr>
+                <w:rFonts w:ascii="Times New Roman" w:eastAsia="Times New Roman" w:hAnsi="Times New Roman"/>
+              </w:rPr>
+            </w:pPr>
+            <w:r>
+              <w:rPr>
+                <w:rFonts w:ascii="Times New Roman" w:eastAsia="Times New Roman" w:hAnsi="Times New Roman"/>
+                <w:sz w:val="21"/>
+              </w:rPr>
+              <w:t>4753</w:t>
+            </w:r>
+          </w:p>
+        </w:tc>
+        <w:tc>
+          <w:tcPr>
+            <w:tcW w:w="0" w:type="auto"/>
+            <w:vAlign w:val="center"/>
+          </w:tcPr>
+          <w:p>
+            <w:pPr>
+              <w:jc w:val="center"/>
+              <w:rPr>
+                <w:rFonts w:ascii="Times New Roman" w:eastAsia="Times New Roman" w:hAnsi="Times New Roman"/>
+              </w:rPr>
+            </w:pPr>
+          </w:p>
+        </w:tc>
+      </w:tr>
+      <w:tr>
+        <w:trPr>
+          <w:jc w:val="center"/>
+        </w:trPr>
+        <w:tc>
+          <w:tcPr>
+            <w:tcW w:w="0" w:type="auto"/>
+            <w:vAlign w:val="center"/>
+          </w:tcPr>
+          <w:p>
+            <w:pPr>
+              <w:jc w:val="center"/>
+              <w:rPr>
+                <w:rFonts w:ascii="Times New Roman" w:eastAsia="Times New Roman" w:hAnsi="Times New Roman"/>
+              </w:rPr>
+            </w:pPr>
+            <w:r>
+              <w:rPr>
+                <w:rFonts w:ascii="Times New Roman" w:eastAsia="Times New Roman" w:hAnsi="Times New Roman"/>
+                <w:sz w:val="21"/>
+              </w:rPr>
+              <w:t>7</w:t>
+            </w:r>
+          </w:p>
+        </w:tc>
+        <w:tc>
+          <w:tcPr>
+            <w:tcW w:w="0" w:type="auto"/>
+            <w:vAlign w:val="center"/>
+          </w:tcPr>
+          <w:p>
+            <w:pPr>
+              <w:rPr>
+                <w:rFonts w:ascii="Times New Roman" w:eastAsia="Times New Roman" w:hAnsi="Times New Roman"/>
+              </w:rPr>
+            </w:pPr>
+            <w:r>
+              <w:rPr>
+                <w:rFonts w:ascii="Times New Roman" w:eastAsia="Times New Roman" w:hAnsi="Times New Roman"/>
+                <w:sz w:val="21"/>
+              </w:rPr>
+              <w:t>Bán lẻ thuốc, dụng cụ y tế, mỹ phẩm và vật phẩm vệ sinh</w:t>
+            </w:r>
+          </w:p>
+        </w:tc>
+        <w:tc>
+          <w:tcPr>
+            <w:tcW w:w="0" w:type="auto"/>
+            <w:vAlign w:val="center"/>
+          </w:tcPr>
+          <w:p>
+            <w:pPr>
+              <w:jc w:val="center"/>
+              <w:rPr>
+                <w:rFonts w:ascii="Times New Roman" w:eastAsia="Times New Roman" w:hAnsi="Times New Roman"/>
+              </w:rPr>
+            </w:pPr>
+            <w:r>
+              <w:rPr>
+                <w:rFonts w:ascii="Times New Roman" w:eastAsia="Times New Roman" w:hAnsi="Times New Roman"/>
+                <w:sz w:val="21"/>
+              </w:rPr>
+              <w:t>4772</w:t>
+            </w:r>
+          </w:p>
+        </w:tc>
+        <w:tc>
+          <w:tcPr>
+            <w:tcW w:w="0" w:type="auto"/>
+            <w:vAlign w:val="center"/>
+          </w:tcPr>
+          <w:p>
+            <w:pPr>
+              <w:jc w:val="center"/>
+              <w:rPr>
+                <w:rFonts w:ascii="Times New Roman" w:eastAsia="Times New Roman" w:hAnsi="Times New Roman"/>
+              </w:rPr>
+            </w:pPr>
+          </w:p>
+        </w:tc>
+      </w:tr>
+    </w:tbl>
+    <w:p>
+      <w:pPr>
+        <w:spacing w:before="120" w:after="120" w:line="340" w:lineRule="exact"/>
+        <w:ind w:firstLine="720"/>
+        <w:jc w:val="both"/>
+        <w:rPr>
+          <w:rFonts w:ascii="Times New Roman" w:eastAsia="Calibri" w:hAnsi="Times New Roman" w:cs="Times New Roman"/>
+          <w:sz w:val="28"/>
+          <w:szCs w:val="28"/>
+        </w:rPr>
+      </w:pPr>
+    </w:p>
+    <w:p>
+      <w:pPr>
+        <w:spacing w:before="120" w:after="120" w:line="340" w:lineRule="exact"/>
+        <w:ind w:firstLine="720"/>
+        <w:jc w:val="both"/>
+        <w:rPr>
+          <w:rFonts w:ascii="Times New Roman" w:eastAsia="Calibri" w:hAnsi="Times New Roman" w:cs="Times New Roman"/>
+          <w:bCs/>
+          <w:sz w:val="28"/>
+        </w:rPr>
+      </w:pPr>
+      <w:r>
+        <w:rPr>
+          <w:rFonts w:ascii="Times New Roman" w:eastAsia="Calibri" w:hAnsi="Times New Roman" w:cs="Times New Roman"/>
+          <w:sz w:val="20"/>
+          <w:szCs w:val="20"/>
+        </w:rPr>
+        <w:t xml:space="preserve"> </w:t>
+      </w:r>
+      <w:r>
+        <w:rPr>
+          <w:rFonts w:ascii="Times New Roman" w:eastAsia="Calibri" w:hAnsi="Times New Roman" w:cs="Times New Roman"/>
+          <w:bCs/>
+          <w:sz w:val="28"/>
+        </w:rPr>
+        <w:t>Doanh nghiệp cam kết đáp ứng điều kiện tiếp cận thị trường đối với các ngành nghề thuộc Danh mục ngành, nghề hạn chế tiếp cận thị trường đối với nhà đầu tư nước ngoài theo quy định của pháp luật về đầu tư.</w:t>
+      </w:r>
+    </w:p>
+    <w:p>
+      <w:pPr>
+        <w:spacing w:before="120" w:after="120" w:line="340" w:lineRule="exact"/>
+        <w:ind w:firstLine="720"/>
+        <w:jc w:val="both"/>
+        <w:rPr>
+          <w:rFonts w:ascii="Times New Roman" w:eastAsia="Calibri" w:hAnsi="Times New Roman" w:cs="Times New Roman"/>
+          <w:sz w:val="28"/>
+        </w:rPr>
+      </w:pPr>
+      <w:r>
+        <w:rPr>
+          <w:rFonts w:ascii="Times New Roman" w:eastAsia="Calibri" w:hAnsi="Times New Roman" w:cs="Times New Roman"/>
+          <w:b/>
+          <w:sz w:val="28"/>
+        </w:rPr>
+        <w:t>Lưu ý:</w:t>
+      </w:r>
+      <w:r>
+        <w:rPr>
+          <w:rFonts w:ascii="Times New Roman" w:eastAsia="Calibri" w:hAnsi="Times New Roman" w:cs="Times New Roman"/>
+          <w:sz w:val="28"/>
+        </w:rPr>
+        <w:t xml:space="preserve"> </w:t>
+      </w:r>
+    </w:p>
+    <w:p>
+      <w:pPr>
+        <w:spacing w:before="120" w:after="120" w:line="340" w:lineRule="exact"/>
+        <w:ind w:firstLine="720"/>
+        <w:jc w:val="both"/>
+        <w:rPr>
+          <w:rFonts w:ascii="Times New Roman" w:eastAsia="Calibri" w:hAnsi="Times New Roman" w:cs="Times New Roman"/>
+          <w:sz w:val="28"/>
+        </w:rPr>
+      </w:pPr>
+      <w:r>
+        <w:rPr>
+          <w:rFonts w:ascii="Times New Roman" w:eastAsia="Calibri" w:hAnsi="Times New Roman" w:cs="Times New Roman"/>
+          <w:sz w:val="28"/>
+        </w:rPr>
+        <w:t>- Trường hợp doanh nghiệp thay đổi ngành, nghề kinh doanh từ ngành này sang ngành khác, doanh nghiệp kê khai đồng thời tại mục 1, 2 nêu trên, cụ thể như sau: kê khai ngành, nghề kinh doanh mới tại mục 1; kê khai ngành, nghề kinh doanh cũ tại mục 2.</w:t>
+      </w:r>
+    </w:p>
+    <w:p>
+      <w:pPr>
+        <w:spacing w:before="120" w:after="120" w:line="340" w:lineRule="exact"/>
+        <w:ind w:firstLine="720"/>
+        <w:jc w:val="both"/>
+        <w:rPr>
+          <w:rFonts w:ascii="Times New Roman" w:eastAsia="Calibri" w:hAnsi="Times New Roman" w:cs="Times New Roman"/>
+          <w:sz w:val="28"/>
+        </w:rPr>
+      </w:pPr>
+      <w:r>
+        <w:rPr>
+          <w:rFonts w:ascii="Times New Roman" w:eastAsia="Calibri" w:hAnsi="Times New Roman" w:cs="Times New Roman"/>
+          <w:sz w:val="28"/>
+        </w:rPr>
+        <w:t>- Trường hợp doanh nghiệp thay đổi ngành, nghề kinh doanh chính từ ngành này sang ngành khác nhưng không thay đổi danh sách ngành, nghề kinh doanh đã đăng ký, doanh nghiệp thực hiện cập nhật, bổ sung thông tin đăng ký doanh nghiệp theo quy định tại khoản 1 Điều 57 Nghị định số 168/2025/NĐ-CP ngày 30/6/2025 của Chính phủ về đăng ký doanh nghiệp.</w:t>
+      </w:r>
+    </w:p>
+    <w:p>
+      <w:pPr>
+        <w:spacing w:before="120" w:after="120" w:line="340" w:lineRule="exact"/>
+        <w:ind w:firstLine="720"/>
+        <w:jc w:val="both"/>
+        <w:rPr>
+          <w:rFonts w:ascii="Times New Roman" w:eastAsia="Calibri" w:hAnsi="Times New Roman" w:cs="Times New Roman"/>
+          <w:sz w:val="28"/>
+        </w:rPr>
+      </w:pPr>
+      <w:r>
+        <w:rPr>
+          <w:rFonts w:ascii="Times New Roman" w:eastAsia="Calibri" w:hAnsi="Times New Roman" w:cs="Times New Roman"/>
+          <w:sz w:val="28"/>
+        </w:rPr>
+        <w:t>- Trường hợp chỉ bỏ ngành, nghề kinh doanh chính mà không bổ sung thêm ngành, nghề kinh doanh mới và chọn một ngành, nghề kinh doanh khác trong số các ngành, nghề kinh doanh còn lại đã đăng ký làm ngành, nghề kinh doanh chính thì đồng thời kê khai tại mục 2, 3 nêu trên, cụ thể như sau: kê khai ngành, nghề kinh doanh bị bỏ tại mục 2; kê khai ngành, nghề kinh doanh chính mới tại mục 3.</w:t>
+      </w:r>
+    </w:p>
+    <w:p>
+      <w:pPr>
         <w:rPr>
           <w:rFonts w:ascii="Times New Roman" w:eastAsia="Times New Roman" w:hAnsi="Times New Roman" w:cs="Times New Roman"/>
           <w:bCs/>
@@ -2191,12 +4597,14 @@
             </w:r>
             <w:r>
               <w:rPr>
-                <w:rFonts w:ascii="Times New Roman" w:hAnsi="Times New Roman" w:cs="Times New Roman"/>
+                <w:rFonts w:ascii="Times New Roman" w:eastAsia="Times New Roman" w:hAnsi="Times New Roman" w:cs="Times New Roman"/>
                 <w:b/>
+                <w:bCs/>
                 <w:sz w:val="26"/>
                 <w:szCs w:val="26"/>
-              </w:rPr>
-              <w:t>HỨA NGỌC HẠNH</w:t>
+                <w:lang w:val="sv-SE"/>
+              </w:rPr>
+              <w:t>LÊ HOÀNG GIANG</w:t>
             </w:r>
           </w:p>
           <w:p>
@@ -2221,11 +4629,11 @@
             </w:r>
             <w:r>
               <w:rPr>
-                <w:rFonts w:ascii="Times New Roman" w:eastAsia="Times New Roman" w:hAnsi="Times New Roman" w:cs="Times New Roman"/>
+                <w:rFonts w:ascii="Times New Roman" w:hAnsi="Times New Roman" w:cs="Times New Roman"/>
                 <w:sz w:val="26"/>
                 <w:szCs w:val="26"/>
               </w:rPr>
-              <w:t>14/07/1991</w:t>
+              <w:t>03/08/1988</w:t>
             </w:r>
           </w:p>
           <w:p>
@@ -2251,19 +4659,11 @@
             </w:r>
             <w:r>
               <w:rPr>
-                <w:rFonts w:ascii="Times New Roman" w:eastAsia="Times New Roman" w:hAnsi="Times New Roman" w:cs="Times New Roman"/>
+                <w:rFonts w:ascii="Times New Roman" w:hAnsi="Times New Roman" w:cs="Times New Roman"/>
                 <w:sz w:val="26"/>
                 <w:szCs w:val="26"/>
               </w:rPr>
-              <w:t>N</w:t>
-            </w:r>
-            <w:r>
-              <w:rPr>
-                <w:rFonts w:ascii="Times New Roman" w:eastAsia="Times New Roman" w:hAnsi="Times New Roman" w:cs="Times New Roman"/>
-                <w:sz w:val="26"/>
-                <w:szCs w:val="26"/>
-              </w:rPr>
-              <w:t>ữ</w:t>
+              <w:t>Nam</w:t>
             </w:r>
           </w:p>
           <w:p>
@@ -2290,12 +4690,11 @@
             </w:r>
             <w:r>
               <w:rPr>
-                <w:rFonts w:ascii="Times New Roman" w:eastAsia="Times New Roman" w:hAnsi="Times New Roman" w:cs="Times New Roman"/>
+                <w:rFonts w:ascii="Times New Roman" w:hAnsi="Times New Roman" w:cs="Times New Roman"/>
                 <w:sz w:val="26"/>
                 <w:szCs w:val="26"/>
-                <w:lang w:eastAsia="zh-CN"/>
-              </w:rPr>
-              <w:t>091191009007</w:t>
+              </w:rPr>
+              <w:t>038088044977</w:t>
             </w:r>
           </w:p>
           <w:p>
@@ -2394,7 +4793,7 @@
                 <w:szCs w:val="28"/>
                 <w:vertAlign w:val="superscript"/>
               </w:rPr>
-              <w:footnoteReference w:customMarkFollows="1" w:id="2"/>
+              <w:footnoteReference w:customMarkFollows="1" w:id="3"/>
               <w:t>1</w:t>
             </w:r>
             <w:r>
@@ -2426,6 +4825,7 @@
                 <w:szCs w:val="28"/>
                 <w:lang w:eastAsia="zh-CN"/>
               </w:rPr>
+              <w:lastRenderedPageBreak/>
               <w:t>Họ, chữ đệm và tên Kế toán trưởng/Phụ trách kế toán:................................</w:t>
             </w:r>
           </w:p>
@@ -2538,6 +4938,7 @@
                 <w:sz w:val="28"/>
                 <w:szCs w:val="28"/>
               </w:rPr>
+              <w:lastRenderedPageBreak/>
               <w:t>3</w:t>
             </w:r>
           </w:p>
@@ -2596,7 +4997,7 @@
                 <w:sz w:val="28"/>
                 <w:szCs w:val="28"/>
               </w:rPr>
-              <w:t>Số 5A/10, đường Bùi Hữu Nghĩa, khu phố Bình Đức 2</w:t>
+              <w:t>Số 109, Đường Số 8, Khu Phố 43</w:t>
             </w:r>
           </w:p>
           <w:p>
@@ -2618,13 +5019,11 @@
             </w:r>
             <w:r>
               <w:rPr>
-                <w:rFonts w:ascii="Times New Roman" w:hAnsi="Times New Roman" w:cs="Times New Roman"/>
-                <w:color w:val="000000" w:themeColor="text1"/>
-                <w:sz w:val="26"/>
-                <w:szCs w:val="26"/>
-                <w:lang w:val="fr-FR" w:eastAsia="zh-CN"/>
-              </w:rPr>
-              <w:t>Phường Bình Hòa</w:t>
+                <w:rFonts w:ascii="Times New Roman" w:eastAsia="Times New Roman" w:hAnsi="Times New Roman" w:cs="Times New Roman"/>
+                <w:sz w:val="24"/>
+                <w:szCs w:val="24"/>
+              </w:rPr>
+              <w:t>Phường Linh Xuân</w:t>
             </w:r>
           </w:p>
           <w:p>
@@ -2704,7 +5103,7 @@
                 <w:szCs w:val="26"/>
                 <w:lang w:val="fr-FR" w:eastAsia="zh-CN"/>
               </w:rPr>
-              <w:t>0783662350</w:t>
+              <w:t>0902461512</w:t>
             </w:r>
             <w:r>
               <w:rPr>
@@ -2842,7 +5241,7 @@
                 <w:vertAlign w:val="superscript"/>
                 <w:lang w:eastAsia="zh-CN"/>
               </w:rPr>
-              <w:footnoteReference w:customMarkFollows="1" w:id="3"/>
+              <w:footnoteReference w:customMarkFollows="1" w:id="4"/>
               <w:t>2</w:t>
             </w:r>
             <w:r>
@@ -3524,7 +5923,7 @@
                 <w:szCs w:val="28"/>
                 <w:vertAlign w:val="superscript"/>
               </w:rPr>
-              <w:footnoteReference w:customMarkFollows="1" w:id="4"/>
+              <w:footnoteReference w:customMarkFollows="1" w:id="5"/>
               <w:t>3</w:t>
             </w:r>
           </w:p>
@@ -3734,7 +6133,6 @@
                       <w:sz w:val="20"/>
                       <w:szCs w:val="20"/>
                     </w:rPr>
-                    <w:lastRenderedPageBreak/>
                     <mc:AlternateContent>
                       <mc:Choice Requires="wps">
                         <w:drawing>
@@ -3978,7 +6376,6 @@
                 <w:sz w:val="28"/>
                 <w:szCs w:val="28"/>
               </w:rPr>
-              <w:lastRenderedPageBreak/>
               <w:t>9</w:t>
             </w:r>
           </w:p>
@@ -4051,7 +6448,7 @@
                       <w:vertAlign w:val="superscript"/>
                       <w:lang w:eastAsia="zh-CN"/>
                     </w:rPr>
-                    <w:footnoteReference w:customMarkFollows="1" w:id="5"/>
+                    <w:footnoteReference w:customMarkFollows="1" w:id="6"/>
                     <w:t>4</w:t>
                   </w:r>
                   <w:r>
@@ -4682,337 +7079,12 @@
           <w:szCs w:val="28"/>
         </w:rPr>
       </w:pPr>
-    </w:p>
-    <w:p>
-      <w:pPr>
-        <w:spacing w:after="0" w:line="240" w:lineRule="auto"/>
-        <w:ind w:left="-142" w:right="-142"/>
-        <w:jc w:val="center"/>
-        <w:rPr>
-          <w:rFonts w:ascii="Times New Roman" w:eastAsia="Calibri" w:hAnsi="Times New Roman" w:cs="Times New Roman"/>
-          <w:sz w:val="28"/>
-          <w:szCs w:val="28"/>
-        </w:rPr>
-      </w:pPr>
-    </w:p>
-    <w:p>
-      <w:pPr>
-        <w:spacing w:after="0" w:line="240" w:lineRule="auto"/>
-        <w:ind w:left="-142" w:right="-142"/>
-        <w:jc w:val="center"/>
-        <w:rPr>
-          <w:rFonts w:ascii="Times New Roman" w:eastAsia="Calibri" w:hAnsi="Times New Roman" w:cs="Times New Roman"/>
-          <w:sz w:val="28"/>
-          <w:szCs w:val="28"/>
-        </w:rPr>
-      </w:pPr>
-    </w:p>
-    <w:p>
-      <w:pPr>
-        <w:spacing w:after="0" w:line="240" w:lineRule="auto"/>
-        <w:ind w:left="-142" w:right="-142"/>
-        <w:jc w:val="center"/>
-        <w:rPr>
-          <w:rFonts w:ascii="Times New Roman" w:eastAsia="Calibri" w:hAnsi="Times New Roman" w:cs="Times New Roman"/>
-          <w:sz w:val="28"/>
-          <w:szCs w:val="28"/>
-        </w:rPr>
-      </w:pPr>
-    </w:p>
-    <w:p>
-      <w:pPr>
-        <w:spacing w:after="0" w:line="240" w:lineRule="auto"/>
-        <w:ind w:left="-142" w:right="-142"/>
-        <w:jc w:val="center"/>
-        <w:rPr>
-          <w:rFonts w:ascii="Times New Roman" w:eastAsia="Calibri" w:hAnsi="Times New Roman" w:cs="Times New Roman"/>
-          <w:sz w:val="28"/>
-          <w:szCs w:val="28"/>
-        </w:rPr>
-      </w:pPr>
-    </w:p>
-    <w:p>
-      <w:pPr>
-        <w:spacing w:after="0" w:line="240" w:lineRule="auto"/>
-        <w:ind w:left="-142" w:right="-142"/>
-        <w:jc w:val="center"/>
-        <w:rPr>
-          <w:rFonts w:ascii="Times New Roman" w:eastAsia="Calibri" w:hAnsi="Times New Roman" w:cs="Times New Roman"/>
-          <w:sz w:val="28"/>
-          <w:szCs w:val="28"/>
-        </w:rPr>
-      </w:pPr>
-    </w:p>
-    <w:p>
-      <w:pPr>
-        <w:spacing w:after="0" w:line="240" w:lineRule="auto"/>
-        <w:ind w:left="-142" w:right="-142"/>
-        <w:jc w:val="center"/>
-        <w:rPr>
-          <w:rFonts w:ascii="Times New Roman" w:eastAsia="Calibri" w:hAnsi="Times New Roman" w:cs="Times New Roman"/>
-          <w:sz w:val="28"/>
-          <w:szCs w:val="28"/>
-        </w:rPr>
-      </w:pPr>
-    </w:p>
-    <w:p>
-      <w:pPr>
-        <w:spacing w:after="0" w:line="240" w:lineRule="auto"/>
-        <w:ind w:left="-142" w:right="-142"/>
-        <w:jc w:val="center"/>
-        <w:rPr>
-          <w:rFonts w:ascii="Times New Roman" w:eastAsia="Calibri" w:hAnsi="Times New Roman" w:cs="Times New Roman"/>
-          <w:sz w:val="28"/>
-          <w:szCs w:val="28"/>
-        </w:rPr>
-      </w:pPr>
-    </w:p>
-    <w:p>
-      <w:pPr>
-        <w:spacing w:after="0" w:line="240" w:lineRule="auto"/>
-        <w:ind w:left="-142" w:right="-142"/>
-        <w:jc w:val="center"/>
-        <w:rPr>
-          <w:rFonts w:ascii="Times New Roman" w:eastAsia="Calibri" w:hAnsi="Times New Roman" w:cs="Times New Roman"/>
-          <w:sz w:val="28"/>
-          <w:szCs w:val="28"/>
-        </w:rPr>
-      </w:pPr>
-    </w:p>
-    <w:p>
-      <w:pPr>
-        <w:spacing w:after="0" w:line="240" w:lineRule="auto"/>
-        <w:ind w:left="-142" w:right="-142"/>
-        <w:jc w:val="center"/>
-        <w:rPr>
-          <w:rFonts w:ascii="Times New Roman" w:eastAsia="Calibri" w:hAnsi="Times New Roman" w:cs="Times New Roman"/>
-          <w:sz w:val="28"/>
-          <w:szCs w:val="28"/>
-        </w:rPr>
-      </w:pPr>
-    </w:p>
-    <w:p>
-      <w:pPr>
-        <w:spacing w:after="0" w:line="240" w:lineRule="auto"/>
-        <w:ind w:left="-142" w:right="-142"/>
-        <w:jc w:val="center"/>
-        <w:rPr>
-          <w:rFonts w:ascii="Times New Roman" w:eastAsia="Calibri" w:hAnsi="Times New Roman" w:cs="Times New Roman"/>
-          <w:sz w:val="28"/>
-          <w:szCs w:val="28"/>
-        </w:rPr>
-      </w:pPr>
-    </w:p>
-    <w:p>
-      <w:pPr>
-        <w:spacing w:after="0" w:line="240" w:lineRule="auto"/>
-        <w:ind w:left="-142" w:right="-142"/>
-        <w:jc w:val="center"/>
-        <w:rPr>
-          <w:rFonts w:ascii="Times New Roman" w:eastAsia="Calibri" w:hAnsi="Times New Roman" w:cs="Times New Roman"/>
-          <w:sz w:val="28"/>
-          <w:szCs w:val="28"/>
-        </w:rPr>
-      </w:pPr>
-    </w:p>
-    <w:p>
-      <w:pPr>
-        <w:spacing w:after="0" w:line="240" w:lineRule="auto"/>
-        <w:ind w:left="-142" w:right="-142"/>
-        <w:jc w:val="center"/>
-        <w:rPr>
-          <w:rFonts w:ascii="Times New Roman" w:eastAsia="Calibri" w:hAnsi="Times New Roman" w:cs="Times New Roman"/>
-          <w:sz w:val="28"/>
-          <w:szCs w:val="28"/>
-        </w:rPr>
-      </w:pPr>
-    </w:p>
-    <w:p>
-      <w:pPr>
-        <w:spacing w:after="0" w:line="240" w:lineRule="auto"/>
-        <w:ind w:left="-142" w:right="-142"/>
-        <w:jc w:val="center"/>
-        <w:rPr>
-          <w:rFonts w:ascii="Times New Roman" w:eastAsia="Calibri" w:hAnsi="Times New Roman" w:cs="Times New Roman"/>
-          <w:sz w:val="28"/>
-          <w:szCs w:val="28"/>
-        </w:rPr>
-      </w:pPr>
-    </w:p>
-    <w:p>
-      <w:pPr>
-        <w:spacing w:after="0" w:line="240" w:lineRule="auto"/>
-        <w:ind w:left="-142" w:right="-142"/>
-        <w:jc w:val="center"/>
-        <w:rPr>
-          <w:rFonts w:ascii="Times New Roman" w:eastAsia="Calibri" w:hAnsi="Times New Roman" w:cs="Times New Roman"/>
-          <w:sz w:val="28"/>
-          <w:szCs w:val="28"/>
-        </w:rPr>
-      </w:pPr>
-    </w:p>
-    <w:p>
-      <w:pPr>
-        <w:spacing w:after="0" w:line="240" w:lineRule="auto"/>
-        <w:ind w:left="-142" w:right="-142"/>
-        <w:jc w:val="center"/>
-        <w:rPr>
-          <w:rFonts w:ascii="Times New Roman" w:eastAsia="Calibri" w:hAnsi="Times New Roman" w:cs="Times New Roman"/>
-          <w:sz w:val="28"/>
-          <w:szCs w:val="28"/>
-        </w:rPr>
-      </w:pPr>
-    </w:p>
-    <w:p>
-      <w:pPr>
-        <w:spacing w:after="0" w:line="240" w:lineRule="auto"/>
-        <w:ind w:left="-142" w:right="-142"/>
-        <w:jc w:val="center"/>
-        <w:rPr>
-          <w:rFonts w:ascii="Times New Roman" w:eastAsia="Calibri" w:hAnsi="Times New Roman" w:cs="Times New Roman"/>
-          <w:sz w:val="28"/>
-          <w:szCs w:val="28"/>
-        </w:rPr>
-      </w:pPr>
-    </w:p>
-    <w:p>
-      <w:pPr>
-        <w:spacing w:after="0" w:line="240" w:lineRule="auto"/>
-        <w:ind w:left="-142" w:right="-142"/>
-        <w:jc w:val="center"/>
-        <w:rPr>
-          <w:rFonts w:ascii="Times New Roman" w:eastAsia="Calibri" w:hAnsi="Times New Roman" w:cs="Times New Roman"/>
-          <w:sz w:val="28"/>
-          <w:szCs w:val="28"/>
-        </w:rPr>
-      </w:pPr>
-    </w:p>
-    <w:p>
-      <w:pPr>
-        <w:spacing w:after="0" w:line="240" w:lineRule="auto"/>
-        <w:ind w:left="-142" w:right="-142"/>
-        <w:jc w:val="center"/>
-        <w:rPr>
-          <w:rFonts w:ascii="Times New Roman" w:eastAsia="Calibri" w:hAnsi="Times New Roman" w:cs="Times New Roman"/>
-          <w:sz w:val="28"/>
-          <w:szCs w:val="28"/>
-        </w:rPr>
-      </w:pPr>
-    </w:p>
-    <w:p>
-      <w:pPr>
-        <w:spacing w:after="0" w:line="240" w:lineRule="auto"/>
-        <w:ind w:left="-142" w:right="-142"/>
-        <w:jc w:val="center"/>
-        <w:rPr>
-          <w:rFonts w:ascii="Times New Roman" w:eastAsia="Calibri" w:hAnsi="Times New Roman" w:cs="Times New Roman"/>
-          <w:sz w:val="28"/>
-          <w:szCs w:val="28"/>
-        </w:rPr>
-      </w:pPr>
-    </w:p>
-    <w:p>
-      <w:pPr>
-        <w:spacing w:after="0" w:line="240" w:lineRule="auto"/>
-        <w:ind w:left="-142" w:right="-142"/>
-        <w:jc w:val="center"/>
-        <w:rPr>
-          <w:rFonts w:ascii="Times New Roman" w:eastAsia="Calibri" w:hAnsi="Times New Roman" w:cs="Times New Roman"/>
-          <w:sz w:val="28"/>
-          <w:szCs w:val="28"/>
-        </w:rPr>
-      </w:pPr>
-    </w:p>
-    <w:p>
-      <w:pPr>
-        <w:spacing w:after="0" w:line="240" w:lineRule="auto"/>
-        <w:ind w:left="-142" w:right="-142"/>
-        <w:jc w:val="center"/>
-        <w:rPr>
-          <w:rFonts w:ascii="Times New Roman" w:eastAsia="Calibri" w:hAnsi="Times New Roman" w:cs="Times New Roman"/>
-          <w:sz w:val="28"/>
-          <w:szCs w:val="28"/>
-        </w:rPr>
-      </w:pPr>
-    </w:p>
-    <w:p>
-      <w:pPr>
-        <w:spacing w:after="0" w:line="240" w:lineRule="auto"/>
-        <w:ind w:left="-142" w:right="-142"/>
-        <w:jc w:val="center"/>
-        <w:rPr>
-          <w:rFonts w:ascii="Times New Roman" w:eastAsia="Calibri" w:hAnsi="Times New Roman" w:cs="Times New Roman"/>
-          <w:sz w:val="28"/>
-          <w:szCs w:val="28"/>
-        </w:rPr>
-      </w:pPr>
-    </w:p>
-    <w:p>
-      <w:pPr>
-        <w:spacing w:after="0" w:line="240" w:lineRule="auto"/>
-        <w:ind w:left="-142" w:right="-142"/>
-        <w:jc w:val="center"/>
-        <w:rPr>
-          <w:rFonts w:ascii="Times New Roman" w:eastAsia="Calibri" w:hAnsi="Times New Roman" w:cs="Times New Roman"/>
-          <w:sz w:val="28"/>
-          <w:szCs w:val="28"/>
-        </w:rPr>
-      </w:pPr>
-    </w:p>
-    <w:p>
-      <w:pPr>
-        <w:spacing w:after="0" w:line="240" w:lineRule="auto"/>
-        <w:ind w:left="-142" w:right="-142"/>
-        <w:jc w:val="center"/>
-        <w:rPr>
-          <w:rFonts w:ascii="Times New Roman" w:eastAsia="Calibri" w:hAnsi="Times New Roman" w:cs="Times New Roman"/>
-          <w:sz w:val="28"/>
-          <w:szCs w:val="28"/>
-        </w:rPr>
-      </w:pPr>
-    </w:p>
-    <w:p>
-      <w:pPr>
-        <w:spacing w:after="0" w:line="240" w:lineRule="auto"/>
-        <w:ind w:left="-142" w:right="-142"/>
-        <w:jc w:val="center"/>
-        <w:rPr>
-          <w:rFonts w:ascii="Times New Roman" w:eastAsia="Calibri" w:hAnsi="Times New Roman" w:cs="Times New Roman"/>
-          <w:sz w:val="28"/>
-          <w:szCs w:val="28"/>
-        </w:rPr>
-      </w:pPr>
-    </w:p>
-    <w:p>
-      <w:pPr>
-        <w:spacing w:after="0" w:line="240" w:lineRule="auto"/>
-        <w:ind w:left="-142" w:right="-142"/>
-        <w:jc w:val="center"/>
-        <w:rPr>
-          <w:rFonts w:ascii="Times New Roman" w:eastAsia="Calibri" w:hAnsi="Times New Roman" w:cs="Times New Roman"/>
-          <w:sz w:val="28"/>
-          <w:szCs w:val="28"/>
-        </w:rPr>
-      </w:pPr>
-    </w:p>
-    <w:p>
-      <w:pPr>
-        <w:spacing w:after="0" w:line="240" w:lineRule="auto"/>
-        <w:ind w:left="-142" w:right="-142"/>
-        <w:jc w:val="center"/>
-        <w:rPr>
-          <w:rFonts w:ascii="Times New Roman" w:eastAsia="Calibri" w:hAnsi="Times New Roman" w:cs="Times New Roman"/>
-          <w:sz w:val="28"/>
-          <w:szCs w:val="28"/>
-        </w:rPr>
-      </w:pPr>
-      <w:r>
-        <w:rPr>
-          <w:rFonts w:ascii="Times New Roman" w:eastAsia="Calibri" w:hAnsi="Times New Roman" w:cs="Times New Roman"/>
-          <w:sz w:val="28"/>
-          <w:szCs w:val="28"/>
-        </w:rPr>
-        <w:lastRenderedPageBreak/>
+      <w:r>
+        <w:rPr>
+          <w:rFonts w:ascii="Times New Roman" w:eastAsia="Calibri" w:hAnsi="Times New Roman" w:cs="Times New Roman"/>
+          <w:sz w:val="28"/>
+          <w:szCs w:val="28"/>
+        </w:rPr>
         <w:t>THÔNG BÁO THAY ĐỔI THÔNG TIN VỀ CHỦ SỞ HỮU HƯỞNG LỢI CỦA DOANH NGHIỆP/THÔNG BÁO THAY ĐỔI THÔNG TIN ĐỂ XÁC ĐỊNH CHỦ SỞ HỮU HƯỞNG LỢI</w:t>
       </w:r>
     </w:p>
@@ -5251,8 +7323,6 @@
         </w:rPr>
         <w:t>Không có</w:t>
       </w:r>
-      <w:bookmarkStart w:id="5" w:name="_GoBack"/>
-      <w:bookmarkEnd w:id="5"/>
       <w:r>
         <w:rPr>
           <w:rFonts w:ascii="Times New Roman" w:eastAsia="Calibri" w:hAnsi="Times New Roman" w:cs="Times New Roman"/>
@@ -5413,7 +7483,7 @@
           <w:vertAlign w:val="superscript"/>
           <w:lang w:val="vi-VN" w:eastAsia="x-none"/>
         </w:rPr>
-        <w:footnoteReference w:customMarkFollows="1" w:id="6"/>
+        <w:footnoteReference w:customMarkFollows="1" w:id="7"/>
         <w:t>1</w:t>
       </w:r>
     </w:p>
@@ -5440,37 +7510,7 @@
           <w:szCs w:val="28"/>
           <w:lang w:eastAsia="x-none"/>
         </w:rPr>
-        <w:t>Cập nhật số điện thoại công ty</w:t>
-      </w:r>
-      <w:r>
-        <w:rPr>
-          <w:rFonts w:ascii="Times New Roman" w:eastAsia="Times New Roman" w:hAnsi="Times New Roman" w:cs="Times New Roman"/>
-          <w:bCs/>
-          <w:noProof/>
-          <w:sz w:val="28"/>
-          <w:szCs w:val="28"/>
-          <w:lang w:eastAsia="x-none"/>
-        </w:rPr>
-        <w:t>, thông tin thuế</w:t>
-      </w:r>
-      <w:r>
-        <w:rPr>
-          <w:rFonts w:ascii="Times New Roman" w:eastAsia="Times New Roman" w:hAnsi="Times New Roman" w:cs="Times New Roman"/>
-          <w:bCs/>
-          <w:noProof/>
-          <w:sz w:val="28"/>
-          <w:szCs w:val="28"/>
-          <w:lang w:eastAsia="x-none"/>
-        </w:rPr>
-        <w:t xml:space="preserve">: </w:t>
-      </w:r>
-      <w:r>
-        <w:rPr>
-          <w:rFonts w:ascii="Times New Roman" w:hAnsi="Times New Roman" w:cs="Times New Roman"/>
-          <w:sz w:val="24"/>
-          <w:szCs w:val="24"/>
-        </w:rPr>
-        <w:t>0783662350</w:t>
+        <w:t xml:space="preserve"> </w:t>
       </w:r>
     </w:p>
     <w:p>
@@ -6070,7 +8110,7 @@
                 <w:szCs w:val="26"/>
                 <w:vertAlign w:val="superscript"/>
               </w:rPr>
-              <w:footnoteReference w:customMarkFollows="1" w:id="7"/>
+              <w:footnoteReference w:customMarkFollows="1" w:id="8"/>
               <w:t>1</w:t>
             </w:r>
             <w:r>
@@ -6173,12 +8213,14 @@
           <w:rFonts w:ascii="Times New Roman" w:eastAsia="Times New Roman" w:hAnsi="Times New Roman" w:cs="Times New Roman"/>
           <w:b/>
           <w:bCs/>
-          <w:sz w:val="24"/>
-          <w:szCs w:val="24"/>
+          <w:sz w:val="26"/>
+          <w:szCs w:val="26"/>
           <w:lang w:val="sv-SE"/>
         </w:rPr>
-        <w:t>HỨA NGỌC HẠNH</w:t>
-      </w:r>
+        <w:t>LÊ HOÀNG GIANG</w:t>
+      </w:r>
+      <w:bookmarkStart w:id="7" w:name="_GoBack"/>
+      <w:bookmarkEnd w:id="7"/>
     </w:p>
     <w:sectPr>
       <w:headerReference w:type="first" r:id="rId7"/>
@@ -6285,7 +8327,37 @@
         <w:rPr>
           <w:spacing w:val="-10"/>
         </w:rPr>
-        <w:t xml:space="preserve"> Trường hợp doanh nghiệp kê khai hình thức hạch toán là Hạch toán độc lập tại chỉ tiêu 5 thì bắt buộc phải kê khai thông tin về Kế toán trưởng/phụ trách kế toán tại chỉ tiêu 2.</w:t>
+        <w:t xml:space="preserve"> - Doanh nghiệp có quyền tự do kinh doanh trong những ngành, nghề mà luật không cấm;</w:t>
+      </w:r>
+    </w:p>
+    <w:p>
+      <w:pPr>
+        <w:pStyle w:val="FootnoteText"/>
+        <w:jc w:val="both"/>
+        <w:rPr>
+          <w:spacing w:val="-10"/>
+        </w:rPr>
+      </w:pPr>
+      <w:r>
+        <w:rPr>
+          <w:spacing w:val="-10"/>
+        </w:rPr>
+        <w:t xml:space="preserve">- Các ngành, nghề cấm đầu tư kinh doanh quy định tại Điều 6 Luật Đầu tư; </w:t>
+      </w:r>
+    </w:p>
+    <w:p>
+      <w:pPr>
+        <w:pStyle w:val="FootnoteText"/>
+        <w:jc w:val="both"/>
+        <w:rPr>
+          <w:spacing w:val="-10"/>
+        </w:rPr>
+      </w:pPr>
+      <w:r>
+        <w:rPr>
+          <w:spacing w:val="-10"/>
+        </w:rPr>
+        <w:t>- Đối với những ngành, nghề đầu tư kinh doanh có điều kiện được quy định tại các văn bản quy phạm pháp luật khác, ngành, nghề kinh doanh được ghi theo ngành, nghề quy định tại các văn bản quy phạm pháp luật đó. Doanh nghiệp chỉ được kinh doanh khi có đủ điều kiện theo quy định.</w:t>
       </w:r>
     </w:p>
   </w:footnote>
@@ -6303,13 +8375,13 @@
           <w:rStyle w:val="FootnoteReference"/>
           <w:spacing w:val="-10"/>
         </w:rPr>
-        <w:t>2</w:t>
+        <w:t>1</w:t>
       </w:r>
       <w:r>
         <w:rPr>
           <w:spacing w:val="-10"/>
         </w:rPr>
-        <w:t xml:space="preserve"> Trường hợp doanh nghiệp được cấp Giấy chứng nhận đăng ký doanh nghiệp sau ngày bắt đầu hoạt động đã kê khai thì ngày bắt đầu hoạt động là ngày doanh nghiệp được cấp Giấy chứng nhận đăng ký doanh nghiệp.</w:t>
+        <w:t xml:space="preserve"> Trường hợp doanh nghiệp kê khai hình thức hạch toán là Hạch toán độc lập tại chỉ tiêu 5 thì bắt buộc phải kê khai thông tin về Kế toán trưởng/phụ trách kế toán tại chỉ tiêu 2.</w:t>
       </w:r>
     </w:p>
   </w:footnote>
@@ -6327,43 +8399,13 @@
           <w:rStyle w:val="FootnoteReference"/>
           <w:spacing w:val="-10"/>
         </w:rPr>
-        <w:t>3</w:t>
+        <w:t>2</w:t>
       </w:r>
       <w:r>
         <w:rPr>
           <w:spacing w:val="-10"/>
         </w:rPr>
-        <w:t xml:space="preserve"> - Trường hợp niên độ kế toán theo năm dương lịch thì ghi từ ngày 01/01 đến ngày 31/12. </w:t>
-      </w:r>
-    </w:p>
-    <w:p>
-      <w:pPr>
-        <w:pStyle w:val="FootnoteText"/>
-        <w:jc w:val="both"/>
-        <w:rPr>
-          <w:spacing w:val="-10"/>
-        </w:rPr>
-      </w:pPr>
-      <w:r>
-        <w:rPr>
-          <w:spacing w:val="-10"/>
-        </w:rPr>
-        <w:t xml:space="preserve">- Trường hợp niên độ kế toán theo năm tài chính khác năm dương lịch thì ghi ngày, tháng bắt đầu niên độ kế toán là ngày đầu tiên của quý; ngày, tháng kết thúc niên độ kế toán là ngày cuối cùng của quý. </w:t>
-      </w:r>
-    </w:p>
-    <w:p>
-      <w:pPr>
-        <w:pStyle w:val="FootnoteText"/>
-        <w:jc w:val="both"/>
-        <w:rPr>
-          <w:spacing w:val="-10"/>
-        </w:rPr>
-      </w:pPr>
-      <w:r>
-        <w:rPr>
-          <w:spacing w:val="-10"/>
-        </w:rPr>
-        <w:t>- Tổng thời gian từ ngày bắt đầu đến ngày kết thúc niên độ kế toán phải đủ 12 tháng hoặc 4 quý liên tiếp.</w:t>
+        <w:t xml:space="preserve"> Trường hợp doanh nghiệp được cấp Giấy chứng nhận đăng ký doanh nghiệp sau ngày bắt đầu hoạt động đã kê khai thì ngày bắt đầu hoạt động là ngày doanh nghiệp được cấp Giấy chứng nhận đăng ký doanh nghiệp.</w:t>
       </w:r>
     </w:p>
   </w:footnote>
@@ -6381,27 +8423,43 @@
           <w:rStyle w:val="FootnoteReference"/>
           <w:spacing w:val="-10"/>
         </w:rPr>
-        <w:t>4</w:t>
+        <w:t>3</w:t>
       </w:r>
       <w:r>
         <w:rPr>
           <w:spacing w:val="-10"/>
         </w:rPr>
-        <w:t xml:space="preserve"> Doanh nghiệp căn cứ vào quy định của pháp luật về thuế giá trị gia tăng và dự kiến hoạt động kinh doanh của doanh nghiệp để xác định 01 trong 04 phương pháp tính thuế giá trị gia tăng tại chỉ tiêu này, trừ trường hợp doanh nghiệp mua bán, chế tác vàng, bạc, đá quý có thể chọn thêm phương pháp trực tiếp trên GTGT ngoài các phương pháp khác (</w:t>
-      </w:r>
-      <w:r>
-        <w:rPr>
-          <w:i/>
-          <w:iCs/>
+        <w:t xml:space="preserve"> - Trường hợp niên độ kế toán theo năm dương lịch thì ghi từ ngày 01/01 đến ngày 31/12. </w:t>
+      </w:r>
+    </w:p>
+    <w:p>
+      <w:pPr>
+        <w:pStyle w:val="FootnoteText"/>
+        <w:jc w:val="both"/>
+        <w:rPr>
           <w:spacing w:val="-10"/>
         </w:rPr>
-        <w:t>nếu có</w:t>
-      </w:r>
+      </w:pPr>
       <w:r>
         <w:rPr>
           <w:spacing w:val="-10"/>
         </w:rPr>
-        <w:t>).</w:t>
+        <w:t xml:space="preserve">- Trường hợp niên độ kế toán theo năm tài chính khác năm dương lịch thì ghi ngày, tháng bắt đầu niên độ kế toán là ngày đầu tiên của quý; ngày, tháng kết thúc niên độ kế toán là ngày cuối cùng của quý. </w:t>
+      </w:r>
+    </w:p>
+    <w:p>
+      <w:pPr>
+        <w:pStyle w:val="FootnoteText"/>
+        <w:jc w:val="both"/>
+        <w:rPr>
+          <w:spacing w:val="-10"/>
+        </w:rPr>
+      </w:pPr>
+      <w:r>
+        <w:rPr>
+          <w:spacing w:val="-10"/>
+        </w:rPr>
+        <w:t>- Tổng thời gian từ ngày bắt đầu đến ngày kết thúc niên độ kế toán phải đủ 12 tháng hoặc 4 quý liên tiếp.</w:t>
       </w:r>
     </w:p>
   </w:footnote>
@@ -6419,17 +8477,55 @@
           <w:rStyle w:val="FootnoteReference"/>
           <w:spacing w:val="-10"/>
         </w:rPr>
-        <w:t>1</w:t>
+        <w:t>4</w:t>
       </w:r>
       <w:r>
         <w:rPr>
           <w:spacing w:val="-10"/>
         </w:rPr>
-        <w:t xml:space="preserve"> Trường hợp cập nhật, bổ sung thông tin đăng ký hoạt động chi nhánh/văn phòng đại diện/địa điểm kinh doanh sử dụng Mẫu số 19 Phụ lục I Thông tư này, không sử dụng mẫu này.</w:t>
+        <w:t xml:space="preserve"> Doanh nghiệp căn cứ vào quy định của pháp luật về thuế giá trị gia tăng và dự kiến hoạt động kinh doanh của doanh nghiệp để xác định 01 trong 04 phương pháp tính thuế giá trị gia tăng tại chỉ tiêu này, trừ trường hợp doanh nghiệp mua bán, chế tác vàng, bạc, đá quý có thể chọn thêm phương pháp trực tiếp trên GTGT ngoài các phương pháp khác (</w:t>
+      </w:r>
+      <w:r>
+        <w:rPr>
+          <w:i/>
+          <w:iCs/>
+          <w:spacing w:val="-10"/>
+        </w:rPr>
+        <w:t>nếu có</w:t>
+      </w:r>
+      <w:r>
+        <w:rPr>
+          <w:spacing w:val="-10"/>
+        </w:rPr>
+        <w:t>).</w:t>
       </w:r>
     </w:p>
   </w:footnote>
   <w:footnote w:id="7">
+    <w:p>
+      <w:pPr>
+        <w:pStyle w:val="FootnoteText"/>
+        <w:jc w:val="both"/>
+        <w:rPr>
+          <w:spacing w:val="-10"/>
+        </w:rPr>
+      </w:pPr>
+      <w:r>
+        <w:rPr>
+          <w:rStyle w:val="FootnoteReference"/>
+          <w:spacing w:val="-10"/>
+        </w:rPr>
+        <w:t>1</w:t>
+      </w:r>
+      <w:r>
+        <w:rPr>
+          <w:spacing w:val="-10"/>
+        </w:rPr>
+        <w:t xml:space="preserve"> Trường hợp cập nhật, bổ sung thông tin đăng ký hoạt động chi nhánh/văn phòng đại diện/địa điểm kinh doanh sử dụng Mẫu số 19 Phụ lục I Thông tư này, không sử dụng mẫu này.</w:t>
+      </w:r>
+    </w:p>
+  </w:footnote>
+  <w:footnote w:id="8">
     <w:p>
       <w:pPr>
         <w:pStyle w:val="FootnoteText"/>
@@ -7620,6 +9716,117 @@
       <w:u w:val="single"/>
     </w:rPr>
   </w:style>
+  <w:style w:type="table" w:customStyle="1" w:styleId="TableGrid22">
+    <w:name w:val="Table Grid22"/>
+    <w:basedOn w:val="TableNormal"/>
+    <w:next w:val="TableGrid"/>
+    <w:uiPriority w:val="59"/>
+    <w:rsid w:val="002C600B"/>
+    <w:pPr>
+      <w:spacing w:after="0" w:line="240" w:lineRule="auto"/>
+    </w:pPr>
+    <w:rPr>
+      <w:rFonts w:ascii="Calibri" w:eastAsia="MS Mincho" w:hAnsi="Calibri" w:cs="Times New Roman"/>
+    </w:rPr>
+    <w:tblPr>
+      <w:tblBorders>
+        <w:top w:val="single" w:sz="4" w:space="0" w:color="auto"/>
+        <w:left w:val="single" w:sz="4" w:space="0" w:color="auto"/>
+        <w:bottom w:val="single" w:sz="4" w:space="0" w:color="auto"/>
+        <w:right w:val="single" w:sz="4" w:space="0" w:color="auto"/>
+        <w:insideH w:val="single" w:sz="4" w:space="0" w:color="auto"/>
+        <w:insideV w:val="single" w:sz="4" w:space="0" w:color="auto"/>
+      </w:tblBorders>
+    </w:tblPr>
+  </w:style>
+  <w:style w:type="table" w:styleId="TableGrid">
+    <w:name w:val="Table Grid"/>
+    <w:basedOn w:val="TableNormal"/>
+    <w:uiPriority w:val="39"/>
+    <w:rsid w:val="002C600B"/>
+    <w:pPr>
+      <w:spacing w:after="0" w:line="240" w:lineRule="auto"/>
+    </w:pPr>
+    <w:tblPr>
+      <w:tblBorders>
+        <w:top w:val="single" w:sz="4" w:space="0" w:color="auto"/>
+        <w:left w:val="single" w:sz="4" w:space="0" w:color="auto"/>
+        <w:bottom w:val="single" w:sz="4" w:space="0" w:color="auto"/>
+        <w:right w:val="single" w:sz="4" w:space="0" w:color="auto"/>
+        <w:insideH w:val="single" w:sz="4" w:space="0" w:color="auto"/>
+        <w:insideV w:val="single" w:sz="4" w:space="0" w:color="auto"/>
+      </w:tblBorders>
+    </w:tblPr>
+  </w:style>
+  <w:style w:type="table" w:customStyle="1" w:styleId="TableGrid2">
+    <w:name w:val="Table Grid2"/>
+    <w:basedOn w:val="TableNormal"/>
+    <w:next w:val="TableGrid"/>
+    <w:uiPriority w:val="59"/>
+    <w:rsid w:val="001052CF"/>
+    <w:pPr>
+      <w:spacing w:after="0" w:line="240" w:lineRule="auto"/>
+    </w:pPr>
+    <w:rPr>
+      <w:rFonts w:ascii="Cambria" w:eastAsia="MS Mincho" w:hAnsi="Cambria" w:cs="Times New Roman"/>
+    </w:rPr>
+    <w:tblPr>
+      <w:tblBorders>
+        <w:top w:val="single" w:sz="4" w:space="0" w:color="auto"/>
+        <w:left w:val="single" w:sz="4" w:space="0" w:color="auto"/>
+        <w:bottom w:val="single" w:sz="4" w:space="0" w:color="auto"/>
+        <w:right w:val="single" w:sz="4" w:space="0" w:color="auto"/>
+        <w:insideH w:val="single" w:sz="4" w:space="0" w:color="auto"/>
+        <w:insideV w:val="single" w:sz="4" w:space="0" w:color="auto"/>
+      </w:tblBorders>
+    </w:tblPr>
+  </w:style>
+  <w:style w:type="table" w:customStyle="1" w:styleId="TableGrid3">
+    <w:name w:val="Table Grid3"/>
+    <w:basedOn w:val="TableNormal"/>
+    <w:next w:val="TableGrid"/>
+    <w:uiPriority w:val="59"/>
+    <w:rsid w:val="00BC065D"/>
+    <w:pPr>
+      <w:spacing w:after="0" w:line="240" w:lineRule="auto"/>
+    </w:pPr>
+    <w:rPr>
+      <w:rFonts w:ascii="Cambria" w:eastAsia="MS Mincho" w:hAnsi="Cambria" w:cs="Times New Roman"/>
+    </w:rPr>
+    <w:tblPr>
+      <w:tblBorders>
+        <w:top w:val="single" w:sz="4" w:space="0" w:color="auto"/>
+        <w:left w:val="single" w:sz="4" w:space="0" w:color="auto"/>
+        <w:bottom w:val="single" w:sz="4" w:space="0" w:color="auto"/>
+        <w:right w:val="single" w:sz="4" w:space="0" w:color="auto"/>
+        <w:insideH w:val="single" w:sz="4" w:space="0" w:color="auto"/>
+        <w:insideV w:val="single" w:sz="4" w:space="0" w:color="auto"/>
+      </w:tblBorders>
+    </w:tblPr>
+  </w:style>
+  <w:style w:type="table" w:customStyle="1" w:styleId="TableGrid1">
+    <w:name w:val="Table Grid1"/>
+    <w:basedOn w:val="TableNormal"/>
+    <w:next w:val="TableGrid"/>
+    <w:uiPriority w:val="59"/>
+    <w:rsid w:val="00723C9E"/>
+    <w:pPr>
+      <w:spacing w:after="0" w:line="240" w:lineRule="auto"/>
+    </w:pPr>
+    <w:rPr>
+      <w:rFonts w:ascii="Cambria" w:eastAsia="MS Mincho" w:hAnsi="Cambria" w:cs="Times New Roman"/>
+    </w:rPr>
+    <w:tblPr>
+      <w:tblBorders>
+        <w:top w:val="single" w:sz="4" w:space="0" w:color="auto"/>
+        <w:left w:val="single" w:sz="4" w:space="0" w:color="auto"/>
+        <w:bottom w:val="single" w:sz="4" w:space="0" w:color="auto"/>
+        <w:right w:val="single" w:sz="4" w:space="0" w:color="auto"/>
+        <w:insideH w:val="single" w:sz="4" w:space="0" w:color="auto"/>
+        <w:insideV w:val="single" w:sz="4" w:space="0" w:color="auto"/>
+      </w:tblBorders>
+    </w:tblPr>
+  </w:style>
 </w:styles>
 </file>
 
